--- a/flow/20230914_vu_template/drafts/2024-08-g/12-ПН-мчч. Фотія і Аникити.docx
+++ b/flow/20230914_vu_template/drafts/2024-08-g/12-ПН-мчч. Фотія і Аникити.docx
@@ -7397,7 +7397,7 @@
           <w:sz w:val="24"/>
           <w:u w:val="single"/>
         </w:rPr>
-        <w:t>Ви́веди</w:t>
+        <w:t xml:space="preserve">Коли́ Ти, </w:t>
       </w:r>
       <w:r>
         <w:rPr>
@@ -7405,7 +7405,7 @@
           <w:sz w:val="24"/>
           <w:u w:val="single"/>
         </w:rPr>
-        <w:t xml:space="preserve"> з </w:t>
+        <w:t>Го́споди</w:t>
       </w:r>
       <w:r>
         <w:rPr>
@@ -7413,7 +7413,7 @@
           <w:sz w:val="24"/>
           <w:u w:val="single"/>
         </w:rPr>
-        <w:t>в’язни́ці</w:t>
+        <w:t xml:space="preserve">, </w:t>
       </w:r>
       <w:r>
         <w:rPr>
@@ -7421,7 +7421,7 @@
           <w:sz w:val="24"/>
           <w:u w:val="single"/>
         </w:rPr>
-        <w:t xml:space="preserve"> мою́ </w:t>
+        <w:t>зважа́тимеш</w:t>
       </w:r>
       <w:r>
         <w:rPr>
@@ -7429,7 +7429,7 @@
           <w:sz w:val="24"/>
           <w:u w:val="single"/>
         </w:rPr>
-        <w:t>ду́шу</w:t>
+        <w:t xml:space="preserve"> на </w:t>
       </w:r>
       <w:r>
         <w:rPr>
@@ -7437,7 +7437,7 @@
           <w:sz w:val="24"/>
           <w:u w:val="single"/>
         </w:rPr>
-        <w:t xml:space="preserve">,* щоб </w:t>
+        <w:t>беззако́ння</w:t>
       </w:r>
       <w:r>
         <w:rPr>
@@ -7445,7 +7445,7 @@
           <w:sz w:val="24"/>
           <w:u w:val="single"/>
         </w:rPr>
-        <w:t>дя́кувати</w:t>
+        <w:t xml:space="preserve">, то хто </w:t>
       </w:r>
       <w:r>
         <w:rPr>
@@ -7453,7 +7453,7 @@
           <w:sz w:val="24"/>
           <w:u w:val="single"/>
         </w:rPr>
-        <w:t xml:space="preserve"> </w:t>
+        <w:t>всто́їться</w:t>
       </w:r>
       <w:r>
         <w:rPr>
@@ -7461,7 +7461,7 @@
           <w:sz w:val="24"/>
           <w:u w:val="single"/>
         </w:rPr>
-        <w:t>І́мені</w:t>
+        <w:t xml:space="preserve">, Го́споди.* Та в </w:t>
       </w:r>
       <w:r>
         <w:rPr>
@@ -7469,7 +7469,7 @@
           <w:sz w:val="24"/>
           <w:u w:val="single"/>
         </w:rPr>
-        <w:t xml:space="preserve"> </w:t>
+        <w:t>Те́бе</w:t>
       </w:r>
       <w:r>
         <w:rPr>
@@ -7477,7 +7477,15 @@
           <w:sz w:val="24"/>
           <w:u w:val="single"/>
         </w:rPr>
-        <w:t>Твоє́му</w:t>
+        <w:t xml:space="preserve"> є </w:t>
+      </w:r>
+      <w:r>
+        <w:rPr>
+          <w:rFonts w:ascii="Times New Roman" w:hAnsi="Times New Roman"/>
+          <w:sz w:val="24"/>
+          <w:u w:val="single"/>
+        </w:rPr>
+        <w:t>проще́ння</w:t>
       </w:r>
       <w:r>
         <w:rPr>

--- a/flow/20230914_vu_template/drafts/2024-08-g/12-ПН-мчч. Фотія і Аникити.docx
+++ b/flow/20230914_vu_template/drafts/2024-08-g/12-ПН-мчч. Фотія і Аникити.docx
@@ -67,7 +67,6 @@
           <w:i/>
           <w:color w:val="FF4400"/>
           <w:sz w:val="24"/>
-          <w:szCs w:val="24"/>
         </w:rPr>
         <w:t>Священик:</w:t>
       </w:r>
@@ -75,7 +74,6 @@
         <w:rPr>
           <w:rFonts w:ascii="Times New Roman" w:hAnsi="Times New Roman"/>
           <w:sz w:val="24"/>
-          <w:szCs w:val="24"/>
         </w:rPr>
         <w:t xml:space="preserve"> Благословенний Бог наш завжди, нині і повсякчас, і на віки віків.</w:t>
       </w:r>
@@ -138,57 +136,35 @@
     </w:p>
     <w:p>
       <w:pPr>
-        <w:spacing w:after="120"/>
-        <w:jc w:val="both"/>
-        <w:rPr>
-          <w:rFonts w:ascii="Times New Roman" w:hAnsi="Times New Roman"/>
-          <w:i/>
-          <w:sz w:val="24"/>
-          <w:szCs w:val="24"/>
-        </w:rPr>
-      </w:pPr>
-      <w:r>
-        <w:rPr>
-          <w:rFonts w:ascii="Times New Roman" w:hAnsi="Times New Roman"/>
-          <w:sz w:val="24"/>
-          <w:szCs w:val="24"/>
-        </w:rPr>
-        <w:t>Свя</w:t>
-      </w:r>
-      <w:r>
-        <w:rPr>
-          <w:rFonts w:ascii="Times New Roman" w:hAnsi="Times New Roman"/>
-          <w:sz w:val="24"/>
-          <w:szCs w:val="24"/>
-        </w:rPr>
-        <w:t xml:space="preserve">тий Боже, святий Кріпкий, святий Безсмертний, помилуй нас </w:t>
-      </w:r>
-      <w:r>
-        <w:rPr>
-          <w:rFonts w:ascii="Times New Roman" w:hAnsi="Times New Roman"/>
-          <w:i/>
-          <w:color w:val="FF0000"/>
-          <w:sz w:val="24"/>
-          <w:szCs w:val="24"/>
-        </w:rPr>
-        <w:t>(3 р.)</w:t>
-      </w:r>
-    </w:p>
-    <w:p>
-      <w:pPr>
-        <w:spacing w:after="120"/>
-        <w:jc w:val="both"/>
-        <w:rPr>
-          <w:rFonts w:ascii="Times New Roman" w:hAnsi="Times New Roman"/>
-          <w:sz w:val="24"/>
-          <w:szCs w:val="24"/>
-        </w:rPr>
-      </w:pPr>
-      <w:r>
-        <w:rPr>
-          <w:rFonts w:ascii="Times New Roman" w:hAnsi="Times New Roman"/>
-          <w:sz w:val="24"/>
-          <w:szCs w:val="24"/>
+        <w:pStyle w:val="a"/>
+        <w:spacing w:after="120"/>
+      </w:pPr>
+      <w:r>
+        <w:rPr>
+          <w:rFonts w:ascii="Times New Roman" w:hAnsi="Times New Roman"/>
+          <w:sz w:val="24"/>
+        </w:rPr>
+        <w:t xml:space="preserve">Святий Боже, святий Кріпкий, святий Безсмертний, помилуй нас. </w:t>
+      </w:r>
+      <w:r>
+        <w:rPr>
+          <w:rFonts w:ascii="Times New Roman" w:hAnsi="Times New Roman"/>
+          <w:i/>
+          <w:color w:val="FF0000"/>
+          <w:sz w:val="24"/>
+        </w:rPr>
+        <w:t>(3 р.)</w:t>
+      </w:r>
+    </w:p>
+    <w:p>
+      <w:pPr>
+        <w:pStyle w:val="a"/>
+        <w:spacing w:after="120"/>
+      </w:pPr>
+      <w:r>
+        <w:rPr>
+          <w:rFonts w:ascii="Times New Roman" w:hAnsi="Times New Roman"/>
+          <w:sz w:val="24"/>
         </w:rPr>
         <w:t>Слава Отцю, і Сину, і Святому Духові,* і нині і повсякчас, і на віки віків. Амінь.</w:t>
       </w:r>
@@ -222,29 +198,27 @@
     </w:p>
     <w:p>
       <w:pPr>
-        <w:spacing w:after="120"/>
-        <w:jc w:val="both"/>
-        <w:rPr>
-          <w:rFonts w:ascii="Times New Roman" w:hAnsi="Times New Roman"/>
-          <w:i/>
-          <w:sz w:val="24"/>
-          <w:szCs w:val="24"/>
-        </w:rPr>
-      </w:pPr>
-      <w:r>
-        <w:rPr>
-          <w:rFonts w:ascii="Times New Roman" w:hAnsi="Times New Roman"/>
-          <w:sz w:val="24"/>
-          <w:szCs w:val="24"/>
+        <w:pStyle w:val="a"/>
+        <w:spacing w:after="120"/>
+      </w:pPr>
+      <w:r>
+        <w:rPr>
+          <w:rFonts w:ascii="Times New Roman" w:hAnsi="Times New Roman"/>
+          <w:sz w:val="24"/>
         </w:rPr>
         <w:t>Господи, помилуй</w:t>
       </w:r>
       <w:r>
         <w:rPr>
           <w:rFonts w:ascii="Times New Roman" w:hAnsi="Times New Roman"/>
-          <w:i/>
-          <w:sz w:val="24"/>
-          <w:szCs w:val="24"/>
+          <w:sz w:val="24"/>
+        </w:rPr>
+        <w:t>.</w:t>
+      </w:r>
+      <w:r>
+        <w:rPr>
+          <w:rFonts w:ascii="Times New Roman" w:hAnsi="Times New Roman"/>
+          <w:sz w:val="24"/>
         </w:rPr>
         <w:t xml:space="preserve"> </w:t>
       </w:r>
@@ -254,35 +228,69 @@
           <w:i/>
           <w:color w:val="FF0000"/>
           <w:sz w:val="24"/>
-          <w:szCs w:val="24"/>
-        </w:rPr>
-        <w:t>(3 р.)</w:t>
-      </w:r>
-    </w:p>
-    <w:p>
-      <w:pPr>
-        <w:spacing w:after="120"/>
-        <w:jc w:val="both"/>
-        <w:rPr>
-          <w:rFonts w:ascii="Times New Roman" w:hAnsi="Times New Roman"/>
-          <w:sz w:val="24"/>
-          <w:szCs w:val="24"/>
-        </w:rPr>
-      </w:pPr>
-      <w:r>
-        <w:rPr>
-          <w:rFonts w:ascii="Times New Roman" w:hAnsi="Times New Roman"/>
-          <w:sz w:val="24"/>
-          <w:szCs w:val="24"/>
-        </w:rPr>
-        <w:t>Слава Отцю, і Сину, і Святому Духові.* І</w:t>
+        </w:rPr>
+        <w:t>(3 р.)</w:t>
+      </w:r>
+    </w:p>
+    <w:p>
+      <w:pPr>
+        <w:pStyle w:val="a"/>
+        <w:spacing w:after="120"/>
+      </w:pPr>
+      <w:r>
+        <w:rPr>
+          <w:rFonts w:ascii="Times New Roman" w:hAnsi="Times New Roman"/>
+          <w:sz w:val="24"/>
+        </w:rPr>
+        <w:t xml:space="preserve">Слава </w:t>
+      </w:r>
+      <w:r>
+        <w:rPr>
+          <w:rFonts w:ascii="Times New Roman" w:hAnsi="Times New Roman"/>
+          <w:sz w:val="24"/>
+        </w:rPr>
+        <w:t>Отцю</w:t>
+      </w:r>
+      <w:r>
+        <w:rPr>
+          <w:rFonts w:ascii="Times New Roman" w:hAnsi="Times New Roman"/>
+          <w:sz w:val="24"/>
+        </w:rPr>
+        <w:t xml:space="preserve">, і Сину, і Святому </w:t>
+      </w:r>
+      <w:r>
+        <w:rPr>
+          <w:rFonts w:ascii="Times New Roman" w:hAnsi="Times New Roman"/>
+          <w:sz w:val="24"/>
+        </w:rPr>
+        <w:t>Духові</w:t>
+      </w:r>
+      <w:r>
+        <w:rPr>
+          <w:rFonts w:ascii="Times New Roman" w:hAnsi="Times New Roman"/>
+          <w:sz w:val="24"/>
+        </w:rPr>
+        <w:t>,</w:t>
+      </w:r>
+      <w:r>
+        <w:rPr>
+          <w:rFonts w:ascii="Times New Roman" w:hAnsi="Times New Roman"/>
+          <w:sz w:val="24"/>
+        </w:rPr>
+        <w:t xml:space="preserve">* </w:t>
+      </w:r>
+      <w:r>
+        <w:rPr>
+          <w:rFonts w:ascii="Times New Roman" w:hAnsi="Times New Roman"/>
+          <w:sz w:val="24"/>
+        </w:rPr>
+        <w:t>і</w:t>
       </w:r>
       <w:r>
         <w:rPr>
           <w:rFonts w:ascii="Times New Roman" w:hAnsi="Times New Roman"/>
           <w:b/>
           <w:sz w:val="24"/>
-          <w:szCs w:val="24"/>
         </w:rPr>
         <w:t xml:space="preserve"> </w:t>
       </w:r>
@@ -290,9 +298,71 @@
         <w:rPr>
           <w:rFonts w:ascii="Times New Roman" w:hAnsi="Times New Roman"/>
           <w:sz w:val="24"/>
-          <w:szCs w:val="24"/>
-        </w:rPr>
-        <w:t>нині і повсякчас, і на віки віків. Амінь.</w:t>
+        </w:rPr>
+        <w:t>нині</w:t>
+      </w:r>
+      <w:r>
+        <w:rPr>
+          <w:rFonts w:ascii="Times New Roman" w:hAnsi="Times New Roman"/>
+          <w:sz w:val="24"/>
+        </w:rPr>
+        <w:t xml:space="preserve"> і </w:t>
+      </w:r>
+      <w:r>
+        <w:rPr>
+          <w:rFonts w:ascii="Times New Roman" w:hAnsi="Times New Roman"/>
+          <w:sz w:val="24"/>
+        </w:rPr>
+        <w:t>повсякчас</w:t>
+      </w:r>
+      <w:r>
+        <w:rPr>
+          <w:rFonts w:ascii="Times New Roman" w:hAnsi="Times New Roman"/>
+          <w:sz w:val="24"/>
+        </w:rPr>
+        <w:t xml:space="preserve">, і на </w:t>
+      </w:r>
+      <w:r>
+        <w:rPr>
+          <w:rFonts w:ascii="Times New Roman" w:hAnsi="Times New Roman"/>
+          <w:sz w:val="24"/>
+        </w:rPr>
+        <w:t>віки</w:t>
+      </w:r>
+      <w:r>
+        <w:rPr>
+          <w:rFonts w:ascii="Times New Roman" w:hAnsi="Times New Roman"/>
+          <w:sz w:val="24"/>
+        </w:rPr>
+        <w:t xml:space="preserve"> </w:t>
+      </w:r>
+      <w:r>
+        <w:rPr>
+          <w:rFonts w:ascii="Times New Roman" w:hAnsi="Times New Roman"/>
+          <w:sz w:val="24"/>
+        </w:rPr>
+        <w:t>віків</w:t>
+      </w:r>
+      <w:r>
+        <w:rPr>
+          <w:rFonts w:ascii="Times New Roman" w:hAnsi="Times New Roman"/>
+          <w:sz w:val="24"/>
+        </w:rPr>
+        <w:t xml:space="preserve">. </w:t>
+      </w:r>
+      <w:r>
+        <w:rPr>
+          <w:rFonts w:ascii="Times New Roman" w:hAnsi="Times New Roman"/>
+          <w:sz w:val="24"/>
+        </w:rPr>
+        <w:t>Амінь</w:t>
+      </w:r>
+      <w:r>
+        <w:rPr>
+          <w:rFonts w:ascii="Times New Roman" w:hAnsi="Times New Roman"/>
+          <w:sz w:val="24"/>
+        </w:rPr>
+        <w:t>.</w:t>
       </w:r>
     </w:p>
     <w:p>
@@ -404,7 +474,7 @@
           <w:sz w:val="24"/>
           <w:szCs w:val="24"/>
         </w:rPr>
-        <w:t>(12 р.)</w:t>
+        <w:t>(12 р.)</w:t>
       </w:r>
     </w:p>
     <w:p>
@@ -4601,7 +4671,7 @@
           <w:sz w:val="24"/>
           <w:szCs w:val="24"/>
         </w:rPr>
-        <w:t xml:space="preserve"> Господи щедрий і милосердний, довготерпеливий і многомилостивий! Вислухай молитви наші і зверни увагу на голос моління нашого і яви нам знак милости твоєї, наведи нас на дорогу твою, щоб ходили ми в твоїй правді. Звесели серця наші, щоб ми боялись імення </w:t>
+        <w:t xml:space="preserve"> Господи щедрий і милосердний, довготерпеливий і многомилостивий! Вислухай молитви наші і зверни увагу на голос моління нашого і яви нам знак милости твоєї, наведи нас на дорогу твою, щоб ходили ми в твоїй правді. Звесели серця наші, щоб ми боялись імення </w:t>
       </w:r>
       <w:r>
         <w:rPr>
@@ -4637,7 +4707,7 @@
           <w:sz w:val="24"/>
           <w:szCs w:val="24"/>
         </w:rPr>
-        <w:t>2. </w:t>
+        <w:t xml:space="preserve">2. </w:t>
       </w:r>
       <w:r>
         <w:rPr>
@@ -4689,7 +4759,7 @@
           <w:sz w:val="24"/>
           <w:szCs w:val="24"/>
         </w:rPr>
-        <w:t> Господи, Боже наш! Згадай нас грішних і недостойних слуг твоїх, коли призиваємо святе ім'я твоє, і не осороми нас, коли очікуємо милости твоєї, але вислухай, Господи, усі наші спасенні прохання, і вчини</w:t>
+        <w:t xml:space="preserve"> Господи, Боже наш! Згадай нас грішних і недостойних слуг твоїх, коли призиваємо святе ім'я твоє, і не осороми нас, коли очікуємо милости твоєї, але вислухай, Господи, усі наші спасенні прохання, і вчини</w:t>
       </w:r>
       <w:r>
         <w:rPr>
@@ -4717,7 +4787,7 @@
           <w:sz w:val="24"/>
           <w:szCs w:val="24"/>
         </w:rPr>
-        <w:t>4. </w:t>
+        <w:t xml:space="preserve">4. </w:t>
       </w:r>
       <w:r>
         <w:rPr>
@@ -4769,7 +4839,7 @@
           <w:sz w:val="24"/>
           <w:szCs w:val="24"/>
         </w:rPr>
-        <w:t> Благословенний ти, Господи Боже, Вседержителю, що знаєш думки людські, що відаєш те, чого ми потребуємо, і багато більше,</w:t>
+        <w:t xml:space="preserve"> Благословенний ти, Господи Боже, Вседержителю, що знаєш думки людські, що відаєш те, чого ми потребуємо, і багато більше,</w:t>
       </w:r>
       <w:r>
         <w:rPr>
@@ -4813,7 +4883,7 @@
           <w:sz w:val="24"/>
           <w:szCs w:val="24"/>
         </w:rPr>
-        <w:t> Господи, Господи, що пречистою твоєю долонею все утримуєш, що довго терпиш нам усім, і жалієшся задля нашої злоби! Згадай</w:t>
+        <w:t xml:space="preserve"> Господи, Господи, що пречистою твоєю долонею все утримуєш, що довго терпиш нам усім, і жалієшся задля нашої злоби! Згадай</w:t>
       </w:r>
       <w:r>
         <w:rPr>
@@ -4857,7 +4927,7 @@
           <w:sz w:val="24"/>
           <w:szCs w:val="24"/>
         </w:rPr>
-        <w:t> Боже великий і дивний, що несказанною добрістю і багатим промислом усім управляєш, і дав нам земні добра й запевнив нам обіцян</w:t>
+        <w:t xml:space="preserve"> Боже великий і дивний, що несказанною добрістю і багатим промислом усім управляєш, і дав нам земні добра й запевнив нам обіцян</w:t>
       </w:r>
       <w:r>
         <w:rPr>
@@ -4901,7 +4971,7 @@
           <w:sz w:val="24"/>
           <w:szCs w:val="24"/>
         </w:rPr>
-        <w:t> Боже великий і вишній, в тебе одного є безсмертність і в світлі живеш недоступнім. Ти все створіння мудро створив, відокремив світло від темряви і сонце поклав, щоб правити днем, а місяць і з</w:t>
+        <w:t xml:space="preserve"> Боже великий і вишній, в тебе одного є безсмертність і в світлі живеш недоступнім. Ти все створіння мудро створив, відокремив світло від темряви і сонце поклав, щоб правити днем, а місяць і з</w:t>
       </w:r>
       <w:r>
         <w:rPr>
@@ -6580,401 +6650,1778 @@
     </w:p>
     <w:p>
       <w:pPr>
-        <w:spacing w:after="120"/>
-        <w:jc w:val="both"/>
-        <w:rPr>
-          <w:rFonts w:ascii="Times New Roman" w:hAnsi="Times New Roman"/>
-          <w:sz w:val="24"/>
-          <w:szCs w:val="24"/>
-        </w:rPr>
-      </w:pPr>
-      <w:r>
-        <w:rPr>
-          <w:rFonts w:ascii="Times New Roman" w:eastAsia="Gungsuh" w:hAnsi="Times New Roman"/>
-          <w:sz w:val="24"/>
-          <w:szCs w:val="24"/>
-        </w:rPr>
-        <w:t>Постав, Господи, моїм устам сторожу;* до дверей губ моїх − варту!</w:t>
-      </w:r>
-    </w:p>
-    <w:p>
-      <w:pPr>
-        <w:spacing w:after="120"/>
-        <w:jc w:val="both"/>
-        <w:rPr>
-          <w:rFonts w:ascii="Times New Roman" w:hAnsi="Times New Roman"/>
-          <w:sz w:val="24"/>
-          <w:szCs w:val="24"/>
-        </w:rPr>
-      </w:pPr>
-      <w:r>
-        <w:rPr>
-          <w:rFonts w:ascii="Times New Roman" w:hAnsi="Times New Roman"/>
-          <w:sz w:val="24"/>
-          <w:szCs w:val="24"/>
-        </w:rPr>
-        <w:t>Не дай схилитися серцеві моєму* до чогось злого.</w:t>
-      </w:r>
-    </w:p>
-    <w:p>
-      <w:pPr>
-        <w:spacing w:after="120"/>
-        <w:jc w:val="both"/>
-        <w:rPr>
-          <w:rFonts w:ascii="Times New Roman" w:hAnsi="Times New Roman"/>
-          <w:sz w:val="24"/>
-          <w:szCs w:val="24"/>
-        </w:rPr>
-      </w:pPr>
-      <w:r>
-        <w:rPr>
-          <w:rFonts w:ascii="Times New Roman" w:hAnsi="Times New Roman"/>
-          <w:sz w:val="24"/>
-          <w:szCs w:val="24"/>
-        </w:rPr>
-        <w:t xml:space="preserve">Ані чинити лихі вчинки з людьми, що творять беззаконня,* – ні ласощів їхніх я не хочу </w:t>
-      </w:r>
-      <w:r>
-        <w:rPr>
-          <w:rFonts w:ascii="Times New Roman" w:hAnsi="Times New Roman"/>
-          <w:sz w:val="24"/>
-          <w:szCs w:val="24"/>
-        </w:rPr>
-        <w:t>їсти.</w:t>
-      </w:r>
-    </w:p>
-    <w:p>
-      <w:pPr>
-        <w:spacing w:after="120"/>
-        <w:jc w:val="both"/>
-        <w:rPr>
-          <w:rFonts w:ascii="Times New Roman" w:hAnsi="Times New Roman"/>
-          <w:sz w:val="24"/>
-          <w:szCs w:val="24"/>
-        </w:rPr>
-      </w:pPr>
-      <w:r>
-        <w:rPr>
-          <w:rFonts w:ascii="Times New Roman" w:hAnsi="Times New Roman"/>
-          <w:sz w:val="24"/>
-          <w:szCs w:val="24"/>
-        </w:rPr>
-        <w:t>Нехай праведник по-доброму б'є мене й виправляє,* а олія грішного нехай не намастить голови моєї.</w:t>
-      </w:r>
-    </w:p>
-    <w:p>
-      <w:pPr>
-        <w:spacing w:after="120"/>
-        <w:jc w:val="both"/>
-        <w:rPr>
-          <w:rFonts w:ascii="Times New Roman" w:hAnsi="Times New Roman"/>
-          <w:sz w:val="24"/>
-          <w:szCs w:val="24"/>
-        </w:rPr>
-      </w:pPr>
-      <w:r>
-        <w:rPr>
-          <w:rFonts w:ascii="Times New Roman" w:hAnsi="Times New Roman"/>
-          <w:sz w:val="24"/>
-          <w:szCs w:val="24"/>
-        </w:rPr>
-        <w:t>Я все-таки молитимусь,* незважаючи на їхні злі вчинки.</w:t>
-      </w:r>
-    </w:p>
-    <w:p>
-      <w:pPr>
-        <w:spacing w:after="120"/>
-        <w:jc w:val="both"/>
-        <w:rPr>
-          <w:rFonts w:ascii="Times New Roman" w:hAnsi="Times New Roman"/>
-          <w:sz w:val="24"/>
-          <w:szCs w:val="24"/>
-        </w:rPr>
-      </w:pPr>
-      <w:r>
-        <w:rPr>
-          <w:rFonts w:ascii="Times New Roman" w:hAnsi="Times New Roman"/>
-          <w:sz w:val="24"/>
-          <w:szCs w:val="24"/>
-        </w:rPr>
-        <w:t>Якщо суддів їхніх скинуть в ущелини скелі,* то почують, що слова мої любі.</w:t>
-      </w:r>
-    </w:p>
-    <w:p>
-      <w:pPr>
-        <w:spacing w:after="120"/>
-        <w:jc w:val="both"/>
-        <w:rPr>
-          <w:rFonts w:ascii="Times New Roman" w:hAnsi="Times New Roman"/>
-          <w:sz w:val="24"/>
-          <w:szCs w:val="24"/>
-        </w:rPr>
-      </w:pPr>
-      <w:r>
-        <w:rPr>
-          <w:rFonts w:ascii="Times New Roman" w:hAnsi="Times New Roman"/>
-          <w:sz w:val="24"/>
-          <w:szCs w:val="24"/>
-        </w:rPr>
-        <w:t>Немовби хтось розбив і розрив землю,* розкидано їхні кості перед адом.</w:t>
-      </w:r>
-    </w:p>
-    <w:p>
-      <w:pPr>
-        <w:spacing w:after="120"/>
-        <w:jc w:val="both"/>
-        <w:rPr>
-          <w:rFonts w:ascii="Times New Roman" w:hAnsi="Times New Roman"/>
-          <w:sz w:val="24"/>
-          <w:szCs w:val="24"/>
-        </w:rPr>
-      </w:pPr>
-      <w:r>
-        <w:rPr>
-          <w:rFonts w:ascii="Times New Roman" w:hAnsi="Times New Roman"/>
-          <w:sz w:val="24"/>
-          <w:szCs w:val="24"/>
-        </w:rPr>
-        <w:t>Бо до тебе, Господи, мій Боже, мої очі;* до тебе прибігаю, не губи душі моєї.</w:t>
-      </w:r>
-    </w:p>
-    <w:p>
-      <w:pPr>
-        <w:spacing w:after="120"/>
-        <w:jc w:val="both"/>
-        <w:rPr>
-          <w:rFonts w:ascii="Times New Roman" w:hAnsi="Times New Roman"/>
-          <w:sz w:val="24"/>
-          <w:szCs w:val="24"/>
-        </w:rPr>
-      </w:pPr>
-      <w:r>
-        <w:rPr>
-          <w:rFonts w:ascii="Times New Roman" w:hAnsi="Times New Roman"/>
-          <w:sz w:val="24"/>
-          <w:szCs w:val="24"/>
-        </w:rPr>
-        <w:t>Збережи мене від петлі, що її на</w:t>
-      </w:r>
-      <w:r>
-        <w:rPr>
-          <w:rFonts w:ascii="Times New Roman" w:hAnsi="Times New Roman"/>
-          <w:sz w:val="24"/>
-          <w:szCs w:val="24"/>
-        </w:rPr>
-        <w:t>ставили на мене,* і від сильця тих, що творять беззаконня.</w:t>
-      </w:r>
-    </w:p>
-    <w:p>
-      <w:pPr>
-        <w:spacing w:after="120"/>
-        <w:jc w:val="both"/>
-        <w:rPr>
-          <w:rFonts w:ascii="Times New Roman" w:hAnsi="Times New Roman"/>
-          <w:sz w:val="24"/>
-          <w:szCs w:val="24"/>
-        </w:rPr>
-      </w:pPr>
-      <w:r>
-        <w:rPr>
-          <w:rFonts w:ascii="Times New Roman" w:hAnsi="Times New Roman"/>
-          <w:sz w:val="24"/>
-          <w:szCs w:val="24"/>
-        </w:rPr>
-        <w:t>Нехай грішники впадуть у власні сіті всі разом,* а я пройду безпечно.</w:t>
-      </w:r>
-    </w:p>
-    <w:p>
-      <w:pPr>
-        <w:spacing w:after="120"/>
-        <w:jc w:val="center"/>
+        <w:pStyle w:val="a"/>
+        <w:spacing w:after="120"/>
+      </w:pPr>
+      <w:r>
+        <w:rPr>
+          <w:rFonts w:ascii="Times New Roman" w:hAnsi="Times New Roman"/>
+          <w:sz w:val="24"/>
+        </w:rPr>
+        <w:t>Поста́в</w:t>
+      </w:r>
+      <w:r>
+        <w:rPr>
+          <w:rFonts w:ascii="Times New Roman" w:hAnsi="Times New Roman"/>
+          <w:sz w:val="24"/>
+        </w:rPr>
+        <w:t xml:space="preserve">, </w:t>
+      </w:r>
+      <w:r>
+        <w:rPr>
+          <w:rFonts w:ascii="Times New Roman" w:hAnsi="Times New Roman"/>
+          <w:sz w:val="24"/>
+        </w:rPr>
+        <w:t>Го́споди</w:t>
+      </w:r>
+      <w:r>
+        <w:rPr>
+          <w:rFonts w:ascii="Times New Roman" w:hAnsi="Times New Roman"/>
+          <w:sz w:val="24"/>
+        </w:rPr>
+        <w:t xml:space="preserve">, </w:t>
+      </w:r>
+      <w:r>
+        <w:rPr>
+          <w:rFonts w:ascii="Times New Roman" w:hAnsi="Times New Roman"/>
+          <w:sz w:val="24"/>
+        </w:rPr>
+        <w:t>мої́м</w:t>
+      </w:r>
+      <w:r>
+        <w:rPr>
+          <w:rFonts w:ascii="Times New Roman" w:hAnsi="Times New Roman"/>
+          <w:sz w:val="24"/>
+        </w:rPr>
+        <w:t xml:space="preserve"> </w:t>
+      </w:r>
+      <w:r>
+        <w:rPr>
+          <w:rFonts w:ascii="Times New Roman" w:hAnsi="Times New Roman"/>
+          <w:sz w:val="24"/>
+        </w:rPr>
+        <w:t>уста́м</w:t>
+      </w:r>
+      <w:r>
+        <w:rPr>
+          <w:rFonts w:ascii="Times New Roman" w:hAnsi="Times New Roman"/>
+          <w:sz w:val="24"/>
+        </w:rPr>
+        <w:t xml:space="preserve"> </w:t>
+      </w:r>
+      <w:r>
+        <w:rPr>
+          <w:rFonts w:ascii="Times New Roman" w:hAnsi="Times New Roman"/>
+          <w:sz w:val="24"/>
+        </w:rPr>
+        <w:t>сторо́жу</w:t>
+      </w:r>
+      <w:r>
+        <w:rPr>
+          <w:rFonts w:ascii="Times New Roman" w:hAnsi="Times New Roman"/>
+          <w:sz w:val="24"/>
+        </w:rPr>
+        <w:t xml:space="preserve">;* до </w:t>
+      </w:r>
+      <w:r>
+        <w:rPr>
+          <w:rFonts w:ascii="Times New Roman" w:hAnsi="Times New Roman"/>
+          <w:sz w:val="24"/>
+        </w:rPr>
+        <w:t>двере́й</w:t>
+      </w:r>
+      <w:r>
+        <w:rPr>
+          <w:rFonts w:ascii="Times New Roman" w:hAnsi="Times New Roman"/>
+          <w:sz w:val="24"/>
+        </w:rPr>
+        <w:t xml:space="preserve"> губ </w:t>
+      </w:r>
+      <w:r>
+        <w:rPr>
+          <w:rFonts w:ascii="Times New Roman" w:hAnsi="Times New Roman"/>
+          <w:sz w:val="24"/>
+        </w:rPr>
+        <w:t>мої́х</w:t>
+      </w:r>
+      <w:r>
+        <w:rPr>
+          <w:rFonts w:ascii="Times New Roman" w:hAnsi="Times New Roman"/>
+          <w:sz w:val="24"/>
+        </w:rPr>
+        <w:t xml:space="preserve"> − </w:t>
+      </w:r>
+      <w:r>
+        <w:rPr>
+          <w:rFonts w:ascii="Times New Roman" w:hAnsi="Times New Roman"/>
+          <w:sz w:val="24"/>
+        </w:rPr>
+        <w:t>ва́рту</w:t>
+      </w:r>
+      <w:r>
+        <w:rPr>
+          <w:rFonts w:ascii="Times New Roman" w:hAnsi="Times New Roman"/>
+          <w:sz w:val="24"/>
+        </w:rPr>
+        <w:t>!</w:t>
+      </w:r>
+    </w:p>
+    <w:p>
+      <w:pPr>
+        <w:pStyle w:val="a"/>
+        <w:spacing w:after="120"/>
+      </w:pPr>
+      <w:r>
+        <w:rPr>
+          <w:rFonts w:ascii="Times New Roman" w:hAnsi="Times New Roman"/>
+          <w:sz w:val="24"/>
+        </w:rPr>
+        <w:t xml:space="preserve">Не дай </w:t>
+      </w:r>
+      <w:r>
+        <w:rPr>
+          <w:rFonts w:ascii="Times New Roman" w:hAnsi="Times New Roman"/>
+          <w:sz w:val="24"/>
+        </w:rPr>
+        <w:t>схили́тися</w:t>
+      </w:r>
+      <w:r>
+        <w:rPr>
+          <w:rFonts w:ascii="Times New Roman" w:hAnsi="Times New Roman"/>
+          <w:sz w:val="24"/>
+        </w:rPr>
+        <w:t xml:space="preserve"> </w:t>
+      </w:r>
+      <w:r>
+        <w:rPr>
+          <w:rFonts w:ascii="Times New Roman" w:hAnsi="Times New Roman"/>
+          <w:sz w:val="24"/>
+        </w:rPr>
+        <w:t>се́рцеві</w:t>
+      </w:r>
+      <w:r>
+        <w:rPr>
+          <w:rFonts w:ascii="Times New Roman" w:hAnsi="Times New Roman"/>
+          <w:sz w:val="24"/>
+        </w:rPr>
+        <w:t xml:space="preserve"> </w:t>
+      </w:r>
+      <w:r>
+        <w:rPr>
+          <w:rFonts w:ascii="Times New Roman" w:hAnsi="Times New Roman"/>
+          <w:sz w:val="24"/>
+        </w:rPr>
+        <w:t>моє́му</w:t>
+      </w:r>
+      <w:r>
+        <w:rPr>
+          <w:rFonts w:ascii="Times New Roman" w:hAnsi="Times New Roman"/>
+          <w:sz w:val="24"/>
+        </w:rPr>
+        <w:t xml:space="preserve">* до </w:t>
+      </w:r>
+      <w:r>
+        <w:rPr>
+          <w:rFonts w:ascii="Times New Roman" w:hAnsi="Times New Roman"/>
+          <w:sz w:val="24"/>
+        </w:rPr>
+        <w:t>чо́гось</w:t>
+      </w:r>
+      <w:r>
+        <w:rPr>
+          <w:rFonts w:ascii="Times New Roman" w:hAnsi="Times New Roman"/>
+          <w:sz w:val="24"/>
+        </w:rPr>
+        <w:t xml:space="preserve"> </w:t>
+      </w:r>
+      <w:r>
+        <w:rPr>
+          <w:rFonts w:ascii="Times New Roman" w:hAnsi="Times New Roman"/>
+          <w:sz w:val="24"/>
+        </w:rPr>
+        <w:t>зло́го</w:t>
+      </w:r>
+      <w:r>
+        <w:rPr>
+          <w:rFonts w:ascii="Times New Roman" w:hAnsi="Times New Roman"/>
+          <w:sz w:val="24"/>
+        </w:rPr>
+        <w:t>.</w:t>
+      </w:r>
+    </w:p>
+    <w:p>
+      <w:pPr>
+        <w:pStyle w:val="a"/>
+        <w:spacing w:after="120"/>
+      </w:pPr>
+      <w:r>
+        <w:rPr>
+          <w:rFonts w:ascii="Times New Roman" w:hAnsi="Times New Roman"/>
+          <w:sz w:val="24"/>
+        </w:rPr>
+        <w:t xml:space="preserve">Ані </w:t>
+      </w:r>
+      <w:r>
+        <w:rPr>
+          <w:rFonts w:ascii="Times New Roman" w:hAnsi="Times New Roman"/>
+          <w:sz w:val="24"/>
+        </w:rPr>
+        <w:t>чини́ти</w:t>
+      </w:r>
+      <w:r>
+        <w:rPr>
+          <w:rFonts w:ascii="Times New Roman" w:hAnsi="Times New Roman"/>
+          <w:sz w:val="24"/>
+        </w:rPr>
+        <w:t xml:space="preserve"> лихі́ </w:t>
+      </w:r>
+      <w:r>
+        <w:rPr>
+          <w:rFonts w:ascii="Times New Roman" w:hAnsi="Times New Roman"/>
+          <w:sz w:val="24"/>
+        </w:rPr>
+        <w:t>вчи́нки</w:t>
+      </w:r>
+      <w:r>
+        <w:rPr>
+          <w:rFonts w:ascii="Times New Roman" w:hAnsi="Times New Roman"/>
+          <w:sz w:val="24"/>
+        </w:rPr>
+        <w:t xml:space="preserve"> з людьми́, що </w:t>
+      </w:r>
+      <w:r>
+        <w:rPr>
+          <w:rFonts w:ascii="Times New Roman" w:hAnsi="Times New Roman"/>
+          <w:sz w:val="24"/>
+        </w:rPr>
+        <w:t>тво́рять</w:t>
+      </w:r>
+      <w:r>
+        <w:rPr>
+          <w:rFonts w:ascii="Times New Roman" w:hAnsi="Times New Roman"/>
+          <w:sz w:val="24"/>
+        </w:rPr>
+        <w:t xml:space="preserve"> </w:t>
+      </w:r>
+      <w:r>
+        <w:rPr>
+          <w:rFonts w:ascii="Times New Roman" w:hAnsi="Times New Roman"/>
+          <w:sz w:val="24"/>
+        </w:rPr>
+        <w:t>беззако́ння</w:t>
+      </w:r>
+      <w:r>
+        <w:rPr>
+          <w:rFonts w:ascii="Times New Roman" w:hAnsi="Times New Roman"/>
+          <w:sz w:val="24"/>
+        </w:rPr>
+        <w:t xml:space="preserve">,* – ні </w:t>
+      </w:r>
+      <w:r>
+        <w:rPr>
+          <w:rFonts w:ascii="Times New Roman" w:hAnsi="Times New Roman"/>
+          <w:sz w:val="24"/>
+        </w:rPr>
+        <w:t>ла́сощів</w:t>
+      </w:r>
+      <w:r>
+        <w:rPr>
+          <w:rFonts w:ascii="Times New Roman" w:hAnsi="Times New Roman"/>
+          <w:sz w:val="24"/>
+        </w:rPr>
+        <w:t xml:space="preserve"> </w:t>
+      </w:r>
+      <w:r>
+        <w:rPr>
+          <w:rFonts w:ascii="Times New Roman" w:hAnsi="Times New Roman"/>
+          <w:sz w:val="24"/>
+        </w:rPr>
+        <w:t>ї́хніх</w:t>
+      </w:r>
+      <w:r>
+        <w:rPr>
+          <w:rFonts w:ascii="Times New Roman" w:hAnsi="Times New Roman"/>
+          <w:sz w:val="24"/>
+        </w:rPr>
+        <w:t xml:space="preserve"> я не </w:t>
+      </w:r>
+      <w:r>
+        <w:rPr>
+          <w:rFonts w:ascii="Times New Roman" w:hAnsi="Times New Roman"/>
+          <w:sz w:val="24"/>
+        </w:rPr>
+        <w:t>хо́чу</w:t>
+      </w:r>
+      <w:r>
+        <w:rPr>
+          <w:rFonts w:ascii="Times New Roman" w:hAnsi="Times New Roman"/>
+          <w:sz w:val="24"/>
+        </w:rPr>
+        <w:t xml:space="preserve"> </w:t>
+      </w:r>
+      <w:r>
+        <w:rPr>
+          <w:rFonts w:ascii="Times New Roman" w:hAnsi="Times New Roman"/>
+          <w:sz w:val="24"/>
+        </w:rPr>
+        <w:t>ї́сти</w:t>
+      </w:r>
+      <w:r>
+        <w:rPr>
+          <w:rFonts w:ascii="Times New Roman" w:hAnsi="Times New Roman"/>
+          <w:sz w:val="24"/>
+        </w:rPr>
+        <w:t>.</w:t>
+      </w:r>
+    </w:p>
+    <w:p>
+      <w:pPr>
+        <w:pStyle w:val="a"/>
+        <w:spacing w:after="120"/>
+      </w:pPr>
+      <w:r>
+        <w:rPr>
+          <w:rFonts w:ascii="Times New Roman" w:hAnsi="Times New Roman"/>
+          <w:sz w:val="24"/>
+        </w:rPr>
+        <w:t>Неха́й</w:t>
+      </w:r>
+      <w:r>
+        <w:rPr>
+          <w:rFonts w:ascii="Times New Roman" w:hAnsi="Times New Roman"/>
+          <w:sz w:val="24"/>
+        </w:rPr>
+        <w:t xml:space="preserve"> </w:t>
+      </w:r>
+      <w:r>
+        <w:rPr>
+          <w:rFonts w:ascii="Times New Roman" w:hAnsi="Times New Roman"/>
+          <w:sz w:val="24"/>
+        </w:rPr>
+        <w:t>пра́ведник</w:t>
+      </w:r>
+      <w:r>
+        <w:rPr>
+          <w:rFonts w:ascii="Times New Roman" w:hAnsi="Times New Roman"/>
+          <w:sz w:val="24"/>
+        </w:rPr>
+        <w:t xml:space="preserve"> </w:t>
+      </w:r>
+      <w:r>
+        <w:rPr>
+          <w:rFonts w:ascii="Times New Roman" w:hAnsi="Times New Roman"/>
+          <w:sz w:val="24"/>
+        </w:rPr>
+        <w:t>по-до́брому</w:t>
+      </w:r>
+      <w:r>
+        <w:rPr>
+          <w:rFonts w:ascii="Times New Roman" w:hAnsi="Times New Roman"/>
+          <w:sz w:val="24"/>
+        </w:rPr>
+        <w:t xml:space="preserve"> б’є мене́ й </w:t>
+      </w:r>
+      <w:r>
+        <w:rPr>
+          <w:rFonts w:ascii="Times New Roman" w:hAnsi="Times New Roman"/>
+          <w:sz w:val="24"/>
+        </w:rPr>
+        <w:t>виправля́є</w:t>
+      </w:r>
+      <w:r>
+        <w:rPr>
+          <w:rFonts w:ascii="Times New Roman" w:hAnsi="Times New Roman"/>
+          <w:sz w:val="24"/>
+        </w:rPr>
+        <w:t xml:space="preserve">,* а </w:t>
+      </w:r>
+      <w:r>
+        <w:rPr>
+          <w:rFonts w:ascii="Times New Roman" w:hAnsi="Times New Roman"/>
+          <w:sz w:val="24"/>
+        </w:rPr>
+        <w:t>олі́я</w:t>
+      </w:r>
+      <w:r>
+        <w:rPr>
+          <w:rFonts w:ascii="Times New Roman" w:hAnsi="Times New Roman"/>
+          <w:sz w:val="24"/>
+        </w:rPr>
+        <w:t xml:space="preserve"> </w:t>
+      </w:r>
+      <w:r>
+        <w:rPr>
+          <w:rFonts w:ascii="Times New Roman" w:hAnsi="Times New Roman"/>
+          <w:sz w:val="24"/>
+        </w:rPr>
+        <w:t>грі́шного</w:t>
+      </w:r>
+      <w:r>
+        <w:rPr>
+          <w:rFonts w:ascii="Times New Roman" w:hAnsi="Times New Roman"/>
+          <w:sz w:val="24"/>
+        </w:rPr>
+        <w:t xml:space="preserve"> </w:t>
+      </w:r>
+      <w:r>
+        <w:rPr>
+          <w:rFonts w:ascii="Times New Roman" w:hAnsi="Times New Roman"/>
+          <w:sz w:val="24"/>
+        </w:rPr>
+        <w:t>неха́й</w:t>
+      </w:r>
+      <w:r>
+        <w:rPr>
+          <w:rFonts w:ascii="Times New Roman" w:hAnsi="Times New Roman"/>
+          <w:sz w:val="24"/>
+        </w:rPr>
+        <w:t xml:space="preserve"> не </w:t>
+      </w:r>
+      <w:r>
+        <w:rPr>
+          <w:rFonts w:ascii="Times New Roman" w:hAnsi="Times New Roman"/>
+          <w:sz w:val="24"/>
+        </w:rPr>
+        <w:t>нама́стить</w:t>
+      </w:r>
+      <w:r>
+        <w:rPr>
+          <w:rFonts w:ascii="Times New Roman" w:hAnsi="Times New Roman"/>
+          <w:sz w:val="24"/>
+        </w:rPr>
+        <w:t xml:space="preserve"> голови́ </w:t>
+      </w:r>
+      <w:r>
+        <w:rPr>
+          <w:rFonts w:ascii="Times New Roman" w:hAnsi="Times New Roman"/>
+          <w:sz w:val="24"/>
+        </w:rPr>
+        <w:t>моє́ї</w:t>
+      </w:r>
+      <w:r>
+        <w:rPr>
+          <w:rFonts w:ascii="Times New Roman" w:hAnsi="Times New Roman"/>
+          <w:sz w:val="24"/>
+        </w:rPr>
+        <w:t>.</w:t>
+      </w:r>
+    </w:p>
+    <w:p>
+      <w:pPr>
+        <w:pStyle w:val="a"/>
+        <w:spacing w:after="120"/>
+      </w:pPr>
+      <w:r>
+        <w:rPr>
+          <w:rFonts w:ascii="Times New Roman" w:hAnsi="Times New Roman"/>
+          <w:sz w:val="24"/>
+        </w:rPr>
+        <w:t xml:space="preserve">Я все-таки́ </w:t>
+      </w:r>
+      <w:r>
+        <w:rPr>
+          <w:rFonts w:ascii="Times New Roman" w:hAnsi="Times New Roman"/>
+          <w:sz w:val="24"/>
+        </w:rPr>
+        <w:t>моли́тимусь</w:t>
+      </w:r>
+      <w:r>
+        <w:rPr>
+          <w:rFonts w:ascii="Times New Roman" w:hAnsi="Times New Roman"/>
+          <w:sz w:val="24"/>
+        </w:rPr>
+        <w:t xml:space="preserve">,* </w:t>
+      </w:r>
+      <w:r>
+        <w:rPr>
+          <w:rFonts w:ascii="Times New Roman" w:hAnsi="Times New Roman"/>
+          <w:sz w:val="24"/>
+        </w:rPr>
+        <w:t>незважа́ючи</w:t>
+      </w:r>
+      <w:r>
+        <w:rPr>
+          <w:rFonts w:ascii="Times New Roman" w:hAnsi="Times New Roman"/>
+          <w:sz w:val="24"/>
+        </w:rPr>
+        <w:t xml:space="preserve"> на </w:t>
+      </w:r>
+      <w:r>
+        <w:rPr>
+          <w:rFonts w:ascii="Times New Roman" w:hAnsi="Times New Roman"/>
+          <w:sz w:val="24"/>
+        </w:rPr>
+        <w:t>ї́хні</w:t>
+      </w:r>
+      <w:r>
+        <w:rPr>
+          <w:rFonts w:ascii="Times New Roman" w:hAnsi="Times New Roman"/>
+          <w:sz w:val="24"/>
+        </w:rPr>
+        <w:t xml:space="preserve"> злі </w:t>
+      </w:r>
+      <w:r>
+        <w:rPr>
+          <w:rFonts w:ascii="Times New Roman" w:hAnsi="Times New Roman"/>
+          <w:sz w:val="24"/>
+        </w:rPr>
+        <w:t>вчи́нки</w:t>
+      </w:r>
+      <w:r>
+        <w:rPr>
+          <w:rFonts w:ascii="Times New Roman" w:hAnsi="Times New Roman"/>
+          <w:sz w:val="24"/>
+        </w:rPr>
+        <w:t>.</w:t>
+      </w:r>
+    </w:p>
+    <w:p>
+      <w:pPr>
+        <w:pStyle w:val="a"/>
+        <w:spacing w:after="120"/>
+      </w:pPr>
+      <w:r>
+        <w:rPr>
+          <w:rFonts w:ascii="Times New Roman" w:hAnsi="Times New Roman"/>
+          <w:sz w:val="24"/>
+        </w:rPr>
+        <w:t xml:space="preserve">Якщо́ </w:t>
+      </w:r>
+      <w:r>
+        <w:rPr>
+          <w:rFonts w:ascii="Times New Roman" w:hAnsi="Times New Roman"/>
+          <w:sz w:val="24"/>
+        </w:rPr>
+        <w:t>су́ддів</w:t>
+      </w:r>
+      <w:r>
+        <w:rPr>
+          <w:rFonts w:ascii="Times New Roman" w:hAnsi="Times New Roman"/>
+          <w:sz w:val="24"/>
+        </w:rPr>
+        <w:t xml:space="preserve"> </w:t>
+      </w:r>
+      <w:r>
+        <w:rPr>
+          <w:rFonts w:ascii="Times New Roman" w:hAnsi="Times New Roman"/>
+          <w:sz w:val="24"/>
+        </w:rPr>
+        <w:t>ї́хніх</w:t>
+      </w:r>
+      <w:r>
+        <w:rPr>
+          <w:rFonts w:ascii="Times New Roman" w:hAnsi="Times New Roman"/>
+          <w:sz w:val="24"/>
+        </w:rPr>
+        <w:t xml:space="preserve"> </w:t>
+      </w:r>
+      <w:r>
+        <w:rPr>
+          <w:rFonts w:ascii="Times New Roman" w:hAnsi="Times New Roman"/>
+          <w:sz w:val="24"/>
+        </w:rPr>
+        <w:t>ски́нуть</w:t>
+      </w:r>
+      <w:r>
+        <w:rPr>
+          <w:rFonts w:ascii="Times New Roman" w:hAnsi="Times New Roman"/>
+          <w:sz w:val="24"/>
+        </w:rPr>
+        <w:t xml:space="preserve"> в </w:t>
+      </w:r>
+      <w:r>
+        <w:rPr>
+          <w:rFonts w:ascii="Times New Roman" w:hAnsi="Times New Roman"/>
+          <w:sz w:val="24"/>
+        </w:rPr>
+        <w:t>уще́лини</w:t>
+      </w:r>
+      <w:r>
+        <w:rPr>
+          <w:rFonts w:ascii="Times New Roman" w:hAnsi="Times New Roman"/>
+          <w:sz w:val="24"/>
+        </w:rPr>
+        <w:t xml:space="preserve"> </w:t>
+      </w:r>
+      <w:r>
+        <w:rPr>
+          <w:rFonts w:ascii="Times New Roman" w:hAnsi="Times New Roman"/>
+          <w:sz w:val="24"/>
+        </w:rPr>
+        <w:t>ске́лі</w:t>
+      </w:r>
+      <w:r>
+        <w:rPr>
+          <w:rFonts w:ascii="Times New Roman" w:hAnsi="Times New Roman"/>
+          <w:sz w:val="24"/>
+        </w:rPr>
+        <w:t xml:space="preserve">,* то </w:t>
+      </w:r>
+      <w:r>
+        <w:rPr>
+          <w:rFonts w:ascii="Times New Roman" w:hAnsi="Times New Roman"/>
+          <w:sz w:val="24"/>
+        </w:rPr>
+        <w:t>почу́ють</w:t>
+      </w:r>
+      <w:r>
+        <w:rPr>
+          <w:rFonts w:ascii="Times New Roman" w:hAnsi="Times New Roman"/>
+          <w:sz w:val="24"/>
+        </w:rPr>
+        <w:t xml:space="preserve">, що слова́ мої́ </w:t>
+      </w:r>
+      <w:r>
+        <w:rPr>
+          <w:rFonts w:ascii="Times New Roman" w:hAnsi="Times New Roman"/>
+          <w:sz w:val="24"/>
+        </w:rPr>
+        <w:t>лю́бі</w:t>
+      </w:r>
+      <w:r>
+        <w:rPr>
+          <w:rFonts w:ascii="Times New Roman" w:hAnsi="Times New Roman"/>
+          <w:sz w:val="24"/>
+        </w:rPr>
+        <w:t>.</w:t>
+      </w:r>
+    </w:p>
+    <w:p>
+      <w:pPr>
+        <w:pStyle w:val="a"/>
+        <w:spacing w:after="120"/>
+      </w:pPr>
+      <w:r>
+        <w:rPr>
+          <w:rFonts w:ascii="Times New Roman" w:hAnsi="Times New Roman"/>
+          <w:sz w:val="24"/>
+        </w:rPr>
+        <w:t>Немо́вби</w:t>
+      </w:r>
+      <w:r>
+        <w:rPr>
+          <w:rFonts w:ascii="Times New Roman" w:hAnsi="Times New Roman"/>
+          <w:sz w:val="24"/>
+        </w:rPr>
+        <w:t xml:space="preserve"> хтось </w:t>
+      </w:r>
+      <w:r>
+        <w:rPr>
+          <w:rFonts w:ascii="Times New Roman" w:hAnsi="Times New Roman"/>
+          <w:sz w:val="24"/>
+        </w:rPr>
+        <w:t>розби́в</w:t>
+      </w:r>
+      <w:r>
+        <w:rPr>
+          <w:rFonts w:ascii="Times New Roman" w:hAnsi="Times New Roman"/>
+          <w:sz w:val="24"/>
+        </w:rPr>
+        <w:t xml:space="preserve"> і </w:t>
+      </w:r>
+      <w:r>
+        <w:rPr>
+          <w:rFonts w:ascii="Times New Roman" w:hAnsi="Times New Roman"/>
+          <w:sz w:val="24"/>
+        </w:rPr>
+        <w:t>розри́в</w:t>
+      </w:r>
+      <w:r>
+        <w:rPr>
+          <w:rFonts w:ascii="Times New Roman" w:hAnsi="Times New Roman"/>
+          <w:sz w:val="24"/>
+        </w:rPr>
+        <w:t xml:space="preserve"> </w:t>
+      </w:r>
+      <w:r>
+        <w:rPr>
+          <w:rFonts w:ascii="Times New Roman" w:hAnsi="Times New Roman"/>
+          <w:sz w:val="24"/>
+        </w:rPr>
+        <w:t>зе́млю</w:t>
+      </w:r>
+      <w:r>
+        <w:rPr>
+          <w:rFonts w:ascii="Times New Roman" w:hAnsi="Times New Roman"/>
+          <w:sz w:val="24"/>
+        </w:rPr>
+        <w:t xml:space="preserve">,* </w:t>
+      </w:r>
+      <w:r>
+        <w:rPr>
+          <w:rFonts w:ascii="Times New Roman" w:hAnsi="Times New Roman"/>
+          <w:sz w:val="24"/>
+        </w:rPr>
+        <w:t>розки́дано</w:t>
+      </w:r>
+      <w:r>
+        <w:rPr>
+          <w:rFonts w:ascii="Times New Roman" w:hAnsi="Times New Roman"/>
+          <w:sz w:val="24"/>
+        </w:rPr>
+        <w:t xml:space="preserve"> </w:t>
+      </w:r>
+      <w:r>
+        <w:rPr>
+          <w:rFonts w:ascii="Times New Roman" w:hAnsi="Times New Roman"/>
+          <w:sz w:val="24"/>
+        </w:rPr>
+        <w:t>ї́хні</w:t>
+      </w:r>
+      <w:r>
+        <w:rPr>
+          <w:rFonts w:ascii="Times New Roman" w:hAnsi="Times New Roman"/>
+          <w:sz w:val="24"/>
+        </w:rPr>
+        <w:t xml:space="preserve"> </w:t>
+      </w:r>
+      <w:r>
+        <w:rPr>
+          <w:rFonts w:ascii="Times New Roman" w:hAnsi="Times New Roman"/>
+          <w:sz w:val="24"/>
+        </w:rPr>
+        <w:t>ко́сті</w:t>
+      </w:r>
+      <w:r>
+        <w:rPr>
+          <w:rFonts w:ascii="Times New Roman" w:hAnsi="Times New Roman"/>
+          <w:sz w:val="24"/>
+        </w:rPr>
+        <w:t xml:space="preserve"> </w:t>
+      </w:r>
+      <w:r>
+        <w:rPr>
+          <w:rFonts w:ascii="Times New Roman" w:hAnsi="Times New Roman"/>
+          <w:sz w:val="24"/>
+        </w:rPr>
+        <w:t>пе́ред</w:t>
+      </w:r>
+      <w:r>
+        <w:rPr>
+          <w:rFonts w:ascii="Times New Roman" w:hAnsi="Times New Roman"/>
+          <w:sz w:val="24"/>
+        </w:rPr>
+        <w:t xml:space="preserve"> </w:t>
+      </w:r>
+      <w:r>
+        <w:rPr>
+          <w:rFonts w:ascii="Times New Roman" w:hAnsi="Times New Roman"/>
+          <w:sz w:val="24"/>
+        </w:rPr>
+        <w:t>а́дом</w:t>
+      </w:r>
+      <w:r>
+        <w:rPr>
+          <w:rFonts w:ascii="Times New Roman" w:hAnsi="Times New Roman"/>
+          <w:sz w:val="24"/>
+        </w:rPr>
+        <w:t>.</w:t>
+      </w:r>
+    </w:p>
+    <w:p>
+      <w:pPr>
+        <w:pStyle w:val="a"/>
+        <w:spacing w:after="120"/>
+      </w:pPr>
+      <w:r>
+        <w:rPr>
+          <w:rFonts w:ascii="Times New Roman" w:hAnsi="Times New Roman"/>
+          <w:sz w:val="24"/>
+        </w:rPr>
+        <w:t xml:space="preserve">Бо до </w:t>
+      </w:r>
+      <w:r>
+        <w:rPr>
+          <w:rFonts w:ascii="Times New Roman" w:hAnsi="Times New Roman"/>
+          <w:sz w:val="24"/>
+        </w:rPr>
+        <w:t>Те́бе</w:t>
+      </w:r>
+      <w:r>
+        <w:rPr>
+          <w:rFonts w:ascii="Times New Roman" w:hAnsi="Times New Roman"/>
+          <w:sz w:val="24"/>
+        </w:rPr>
+        <w:t xml:space="preserve">, </w:t>
+      </w:r>
+      <w:r>
+        <w:rPr>
+          <w:rFonts w:ascii="Times New Roman" w:hAnsi="Times New Roman"/>
+          <w:sz w:val="24"/>
+        </w:rPr>
+        <w:t>Го́споди</w:t>
+      </w:r>
+      <w:r>
+        <w:rPr>
+          <w:rFonts w:ascii="Times New Roman" w:hAnsi="Times New Roman"/>
+          <w:sz w:val="24"/>
+        </w:rPr>
+        <w:t xml:space="preserve">, мій </w:t>
+      </w:r>
+      <w:r>
+        <w:rPr>
+          <w:rFonts w:ascii="Times New Roman" w:hAnsi="Times New Roman"/>
+          <w:sz w:val="24"/>
+        </w:rPr>
+        <w:t>Бо́же</w:t>
+      </w:r>
+      <w:r>
+        <w:rPr>
+          <w:rFonts w:ascii="Times New Roman" w:hAnsi="Times New Roman"/>
+          <w:sz w:val="24"/>
+        </w:rPr>
+        <w:t xml:space="preserve">, мої́ </w:t>
+      </w:r>
+      <w:r>
+        <w:rPr>
+          <w:rFonts w:ascii="Times New Roman" w:hAnsi="Times New Roman"/>
+          <w:sz w:val="24"/>
+        </w:rPr>
+        <w:t>о́чі</w:t>
+      </w:r>
+      <w:r>
+        <w:rPr>
+          <w:rFonts w:ascii="Times New Roman" w:hAnsi="Times New Roman"/>
+          <w:sz w:val="24"/>
+        </w:rPr>
+        <w:t xml:space="preserve">;* до </w:t>
+      </w:r>
+      <w:r>
+        <w:rPr>
+          <w:rFonts w:ascii="Times New Roman" w:hAnsi="Times New Roman"/>
+          <w:sz w:val="24"/>
+        </w:rPr>
+        <w:t>Те́бе</w:t>
+      </w:r>
+      <w:r>
+        <w:rPr>
+          <w:rFonts w:ascii="Times New Roman" w:hAnsi="Times New Roman"/>
+          <w:sz w:val="24"/>
+        </w:rPr>
+        <w:t xml:space="preserve"> </w:t>
+      </w:r>
+      <w:r>
+        <w:rPr>
+          <w:rFonts w:ascii="Times New Roman" w:hAnsi="Times New Roman"/>
+          <w:sz w:val="24"/>
+        </w:rPr>
+        <w:t>прибіга́ю</w:t>
+      </w:r>
+      <w:r>
+        <w:rPr>
+          <w:rFonts w:ascii="Times New Roman" w:hAnsi="Times New Roman"/>
+          <w:sz w:val="24"/>
+        </w:rPr>
+        <w:t xml:space="preserve">, не губи́ душі́ </w:t>
+      </w:r>
+      <w:r>
+        <w:rPr>
+          <w:rFonts w:ascii="Times New Roman" w:hAnsi="Times New Roman"/>
+          <w:sz w:val="24"/>
+        </w:rPr>
+        <w:t>моє́ї</w:t>
+      </w:r>
+      <w:r>
+        <w:rPr>
+          <w:rFonts w:ascii="Times New Roman" w:hAnsi="Times New Roman"/>
+          <w:sz w:val="24"/>
+        </w:rPr>
+        <w:t>.</w:t>
+      </w:r>
+    </w:p>
+    <w:p>
+      <w:pPr>
+        <w:pStyle w:val="a"/>
+        <w:spacing w:after="120"/>
+      </w:pPr>
+      <w:r>
+        <w:rPr>
+          <w:rFonts w:ascii="Times New Roman" w:hAnsi="Times New Roman"/>
+          <w:sz w:val="24"/>
+        </w:rPr>
+        <w:t xml:space="preserve">Збережи́ мене́ від </w:t>
+      </w:r>
+      <w:r>
+        <w:rPr>
+          <w:rFonts w:ascii="Times New Roman" w:hAnsi="Times New Roman"/>
+          <w:sz w:val="24"/>
+        </w:rPr>
+        <w:t>пе́тлі</w:t>
+      </w:r>
+      <w:r>
+        <w:rPr>
+          <w:rFonts w:ascii="Times New Roman" w:hAnsi="Times New Roman"/>
+          <w:sz w:val="24"/>
+        </w:rPr>
+        <w:t xml:space="preserve">, що її́ </w:t>
+      </w:r>
+      <w:r>
+        <w:rPr>
+          <w:rFonts w:ascii="Times New Roman" w:hAnsi="Times New Roman"/>
+          <w:sz w:val="24"/>
+        </w:rPr>
+        <w:t>наста́вили</w:t>
+      </w:r>
+      <w:r>
+        <w:rPr>
+          <w:rFonts w:ascii="Times New Roman" w:hAnsi="Times New Roman"/>
+          <w:sz w:val="24"/>
+        </w:rPr>
+        <w:t xml:space="preserve"> на </w:t>
+      </w:r>
+      <w:r>
+        <w:rPr>
+          <w:rFonts w:ascii="Times New Roman" w:hAnsi="Times New Roman"/>
+          <w:sz w:val="24"/>
+        </w:rPr>
+        <w:t>ме́не</w:t>
+      </w:r>
+      <w:r>
+        <w:rPr>
+          <w:rFonts w:ascii="Times New Roman" w:hAnsi="Times New Roman"/>
+          <w:sz w:val="24"/>
+        </w:rPr>
+        <w:t xml:space="preserve">,* і від сильця́ тих, що </w:t>
+      </w:r>
+      <w:r>
+        <w:rPr>
+          <w:rFonts w:ascii="Times New Roman" w:hAnsi="Times New Roman"/>
+          <w:sz w:val="24"/>
+        </w:rPr>
+        <w:t>тво́рять</w:t>
+      </w:r>
+      <w:r>
+        <w:rPr>
+          <w:rFonts w:ascii="Times New Roman" w:hAnsi="Times New Roman"/>
+          <w:sz w:val="24"/>
+        </w:rPr>
+        <w:t xml:space="preserve"> </w:t>
+      </w:r>
+      <w:r>
+        <w:rPr>
+          <w:rFonts w:ascii="Times New Roman" w:hAnsi="Times New Roman"/>
+          <w:sz w:val="24"/>
+        </w:rPr>
+        <w:t>беззако́ння</w:t>
+      </w:r>
+      <w:r>
+        <w:rPr>
+          <w:rFonts w:ascii="Times New Roman" w:hAnsi="Times New Roman"/>
+          <w:sz w:val="24"/>
+        </w:rPr>
+        <w:t>.</w:t>
+      </w:r>
+    </w:p>
+    <w:p>
+      <w:pPr>
+        <w:pStyle w:val="a"/>
+        <w:spacing w:after="120"/>
+      </w:pPr>
+      <w:r>
+        <w:rPr>
+          <w:rFonts w:ascii="Times New Roman" w:hAnsi="Times New Roman"/>
+          <w:sz w:val="24"/>
+        </w:rPr>
+        <w:t>Неха́й</w:t>
+      </w:r>
+      <w:r>
+        <w:rPr>
+          <w:rFonts w:ascii="Times New Roman" w:hAnsi="Times New Roman"/>
+          <w:sz w:val="24"/>
+        </w:rPr>
+        <w:t xml:space="preserve"> </w:t>
+      </w:r>
+      <w:r>
+        <w:rPr>
+          <w:rFonts w:ascii="Times New Roman" w:hAnsi="Times New Roman"/>
+          <w:sz w:val="24"/>
+        </w:rPr>
+        <w:t>грі́шники</w:t>
+      </w:r>
+      <w:r>
+        <w:rPr>
+          <w:rFonts w:ascii="Times New Roman" w:hAnsi="Times New Roman"/>
+          <w:sz w:val="24"/>
+        </w:rPr>
+        <w:t xml:space="preserve"> </w:t>
+      </w:r>
+      <w:r>
+        <w:rPr>
+          <w:rFonts w:ascii="Times New Roman" w:hAnsi="Times New Roman"/>
+          <w:sz w:val="24"/>
+        </w:rPr>
+        <w:t>впаду́ть</w:t>
+      </w:r>
+      <w:r>
+        <w:rPr>
+          <w:rFonts w:ascii="Times New Roman" w:hAnsi="Times New Roman"/>
+          <w:sz w:val="24"/>
+        </w:rPr>
+        <w:t xml:space="preserve"> у </w:t>
+      </w:r>
+      <w:r>
+        <w:rPr>
+          <w:rFonts w:ascii="Times New Roman" w:hAnsi="Times New Roman"/>
+          <w:sz w:val="24"/>
+        </w:rPr>
+        <w:t>вла́сні</w:t>
+      </w:r>
+      <w:r>
+        <w:rPr>
+          <w:rFonts w:ascii="Times New Roman" w:hAnsi="Times New Roman"/>
+          <w:sz w:val="24"/>
+        </w:rPr>
+        <w:t xml:space="preserve"> </w:t>
+      </w:r>
+      <w:r>
+        <w:rPr>
+          <w:rFonts w:ascii="Times New Roman" w:hAnsi="Times New Roman"/>
+          <w:sz w:val="24"/>
+        </w:rPr>
+        <w:t>сі́ті</w:t>
+      </w:r>
+      <w:r>
+        <w:rPr>
+          <w:rFonts w:ascii="Times New Roman" w:hAnsi="Times New Roman"/>
+          <w:sz w:val="24"/>
+        </w:rPr>
+        <w:t xml:space="preserve"> всі </w:t>
+      </w:r>
+      <w:r>
+        <w:rPr>
+          <w:rFonts w:ascii="Times New Roman" w:hAnsi="Times New Roman"/>
+          <w:sz w:val="24"/>
+        </w:rPr>
+        <w:t>ра́зом</w:t>
+      </w:r>
+      <w:r>
+        <w:rPr>
+          <w:rFonts w:ascii="Times New Roman" w:hAnsi="Times New Roman"/>
+          <w:sz w:val="24"/>
+        </w:rPr>
+        <w:t xml:space="preserve">,* а я пройду́ </w:t>
+      </w:r>
+      <w:r>
+        <w:rPr>
+          <w:rFonts w:ascii="Times New Roman" w:hAnsi="Times New Roman"/>
+          <w:sz w:val="24"/>
+        </w:rPr>
+        <w:t>безпе́чно</w:t>
+      </w:r>
+      <w:r>
+        <w:rPr>
+          <w:rFonts w:ascii="Times New Roman" w:hAnsi="Times New Roman"/>
+          <w:sz w:val="24"/>
+        </w:rPr>
+        <w:t>.</w:t>
+      </w:r>
+    </w:p>
+    <w:p>
+      <w:pPr>
+        <w:pStyle w:val="a"/>
+        <w:spacing w:after="120"/>
+      </w:pPr>
+      <w:r>
         <w:rPr>
           <w:rFonts w:ascii="Times New Roman" w:hAnsi="Times New Roman"/>
           <w:b/>
           <w:i/>
           <w:color w:val="FF0000"/>
           <w:sz w:val="24"/>
-          <w:szCs w:val="24"/>
-        </w:rPr>
-      </w:pPr>
-      <w:r>
-        <w:rPr>
-          <w:rFonts w:ascii="Times New Roman" w:hAnsi="Times New Roman"/>
-          <w:b/>
-          <w:i/>
-          <w:color w:val="FF0000"/>
-          <w:sz w:val="24"/>
-          <w:szCs w:val="24"/>
         </w:rPr>
         <w:t>Псалом 141</w:t>
       </w:r>
     </w:p>
     <w:p>
       <w:pPr>
-        <w:spacing w:after="120"/>
-        <w:jc w:val="both"/>
-        <w:rPr>
-          <w:rFonts w:ascii="Times New Roman" w:hAnsi="Times New Roman"/>
-          <w:sz w:val="24"/>
-          <w:szCs w:val="24"/>
-        </w:rPr>
-      </w:pPr>
-      <w:r>
-        <w:rPr>
-          <w:rFonts w:ascii="Times New Roman" w:hAnsi="Times New Roman"/>
-          <w:sz w:val="24"/>
-          <w:szCs w:val="24"/>
-        </w:rPr>
-        <w:t>Я голосом моїм до Господа взиваю,* я голосом моїм до Господа молюся.</w:t>
-      </w:r>
-    </w:p>
-    <w:p>
-      <w:pPr>
-        <w:spacing w:after="120"/>
-        <w:jc w:val="both"/>
-        <w:rPr>
-          <w:rFonts w:ascii="Times New Roman" w:hAnsi="Times New Roman"/>
-          <w:sz w:val="24"/>
-          <w:szCs w:val="24"/>
-        </w:rPr>
-      </w:pPr>
-      <w:r>
-        <w:rPr>
-          <w:rFonts w:ascii="Times New Roman" w:hAnsi="Times New Roman"/>
-          <w:sz w:val="24"/>
-          <w:szCs w:val="24"/>
-        </w:rPr>
-        <w:t xml:space="preserve">Скаргу мою перед ним виливаю,* мою скруту йому </w:t>
-      </w:r>
-      <w:r>
-        <w:rPr>
-          <w:rFonts w:ascii="Times New Roman" w:hAnsi="Times New Roman"/>
-          <w:sz w:val="24"/>
-          <w:szCs w:val="24"/>
-        </w:rPr>
-        <w:t>я виявляю.</w:t>
-      </w:r>
-    </w:p>
-    <w:p>
-      <w:pPr>
-        <w:spacing w:after="120"/>
-        <w:jc w:val="both"/>
-        <w:rPr>
-          <w:rFonts w:ascii="Times New Roman" w:hAnsi="Times New Roman"/>
-          <w:sz w:val="24"/>
-          <w:szCs w:val="24"/>
-        </w:rPr>
-      </w:pPr>
-      <w:r>
-        <w:rPr>
-          <w:rFonts w:ascii="Times New Roman" w:hAnsi="Times New Roman"/>
-          <w:sz w:val="24"/>
-          <w:szCs w:val="24"/>
-        </w:rPr>
-        <w:t>Коли тривожиться в мені дух мій, ти знаєш мою стежку.* На дорозі, де я ступаю, тайно розставили сильце на мене.</w:t>
-      </w:r>
-    </w:p>
-    <w:p>
-      <w:pPr>
-        <w:spacing w:after="120"/>
-        <w:jc w:val="both"/>
-        <w:rPr>
-          <w:rFonts w:ascii="Times New Roman" w:hAnsi="Times New Roman"/>
-          <w:sz w:val="24"/>
-          <w:szCs w:val="24"/>
-        </w:rPr>
-      </w:pPr>
-      <w:r>
-        <w:rPr>
-          <w:rFonts w:ascii="Times New Roman" w:hAnsi="Times New Roman"/>
-          <w:sz w:val="24"/>
-          <w:szCs w:val="24"/>
-        </w:rPr>
-        <w:t>Поглянь праворуч і подивися:* нема нікого, хто дбав би за мене.</w:t>
-      </w:r>
-    </w:p>
-    <w:p>
-      <w:pPr>
-        <w:spacing w:after="120"/>
-        <w:jc w:val="both"/>
-        <w:rPr>
-          <w:rFonts w:ascii="Times New Roman" w:hAnsi="Times New Roman"/>
-          <w:sz w:val="24"/>
-          <w:szCs w:val="24"/>
-        </w:rPr>
-      </w:pPr>
-      <w:r>
-        <w:rPr>
-          <w:rFonts w:ascii="Times New Roman" w:hAnsi="Times New Roman"/>
-          <w:sz w:val="24"/>
-          <w:szCs w:val="24"/>
-        </w:rPr>
-        <w:t>Нема куди мені втікати,* нема нікого, хто піклувався би мною.</w:t>
-      </w:r>
-    </w:p>
-    <w:p>
-      <w:pPr>
-        <w:spacing w:after="120"/>
-        <w:jc w:val="both"/>
-        <w:rPr>
-          <w:rFonts w:ascii="Times New Roman" w:hAnsi="Times New Roman"/>
-          <w:sz w:val="24"/>
-          <w:szCs w:val="24"/>
-        </w:rPr>
-      </w:pPr>
-      <w:r>
-        <w:rPr>
-          <w:rFonts w:ascii="Times New Roman" w:eastAsia="Gungsuh" w:hAnsi="Times New Roman"/>
-          <w:sz w:val="24"/>
-          <w:szCs w:val="24"/>
-        </w:rPr>
-        <w:t>До тебе</w:t>
-      </w:r>
-      <w:r>
-        <w:rPr>
-          <w:rFonts w:ascii="Times New Roman" w:eastAsia="Gungsuh" w:hAnsi="Times New Roman"/>
-          <w:sz w:val="24"/>
-          <w:szCs w:val="24"/>
-        </w:rPr>
-        <w:t>, Господи, взиваю й кажу:* Ти моє прибіжище, в землі живих ти − моя доля!</w:t>
-      </w:r>
-    </w:p>
-    <w:p>
-      <w:pPr>
-        <w:spacing w:after="120"/>
-        <w:jc w:val="both"/>
-        <w:rPr>
-          <w:rFonts w:ascii="Times New Roman" w:hAnsi="Times New Roman"/>
-          <w:sz w:val="24"/>
-          <w:szCs w:val="24"/>
-        </w:rPr>
-      </w:pPr>
-      <w:r>
-        <w:rPr>
-          <w:rFonts w:ascii="Times New Roman" w:hAnsi="Times New Roman"/>
-          <w:sz w:val="24"/>
-          <w:szCs w:val="24"/>
-        </w:rPr>
-        <w:t>Зверни увагу на моє благання,* бо я вельми нещасний.</w:t>
-      </w:r>
-    </w:p>
-    <w:p>
-      <w:pPr>
-        <w:spacing w:after="120"/>
-        <w:jc w:val="both"/>
-        <w:rPr>
-          <w:rFonts w:ascii="Times New Roman" w:hAnsi="Times New Roman"/>
-          <w:sz w:val="24"/>
-          <w:szCs w:val="24"/>
-        </w:rPr>
-      </w:pPr>
-      <w:r>
-        <w:rPr>
-          <w:rFonts w:ascii="Times New Roman" w:hAnsi="Times New Roman"/>
-          <w:sz w:val="24"/>
-          <w:szCs w:val="24"/>
-        </w:rPr>
-        <w:t>Спаси мене від гонителів моїх,* бо вони сильніші від мене.</w:t>
+        <w:pStyle w:val="a"/>
+        <w:spacing w:after="120"/>
+      </w:pPr>
+      <w:r>
+        <w:rPr>
+          <w:rFonts w:ascii="Times New Roman" w:hAnsi="Times New Roman"/>
+          <w:sz w:val="24"/>
+        </w:rPr>
+        <w:t xml:space="preserve">Я </w:t>
+      </w:r>
+      <w:r>
+        <w:rPr>
+          <w:rFonts w:ascii="Times New Roman" w:hAnsi="Times New Roman"/>
+          <w:sz w:val="24"/>
+        </w:rPr>
+        <w:t>го́лосом</w:t>
+      </w:r>
+      <w:r>
+        <w:rPr>
+          <w:rFonts w:ascii="Times New Roman" w:hAnsi="Times New Roman"/>
+          <w:sz w:val="24"/>
+        </w:rPr>
+        <w:t xml:space="preserve"> </w:t>
+      </w:r>
+      <w:r>
+        <w:rPr>
+          <w:rFonts w:ascii="Times New Roman" w:hAnsi="Times New Roman"/>
+          <w:sz w:val="24"/>
+        </w:rPr>
+        <w:t>мої́м</w:t>
+      </w:r>
+      <w:r>
+        <w:rPr>
+          <w:rFonts w:ascii="Times New Roman" w:hAnsi="Times New Roman"/>
+          <w:sz w:val="24"/>
+        </w:rPr>
+        <w:t xml:space="preserve"> до </w:t>
+      </w:r>
+      <w:r>
+        <w:rPr>
+          <w:rFonts w:ascii="Times New Roman" w:hAnsi="Times New Roman"/>
+          <w:sz w:val="24"/>
+        </w:rPr>
+        <w:t>Го́спода</w:t>
+      </w:r>
+      <w:r>
+        <w:rPr>
+          <w:rFonts w:ascii="Times New Roman" w:hAnsi="Times New Roman"/>
+          <w:sz w:val="24"/>
+        </w:rPr>
+        <w:t xml:space="preserve"> </w:t>
+      </w:r>
+      <w:r>
+        <w:rPr>
+          <w:rFonts w:ascii="Times New Roman" w:hAnsi="Times New Roman"/>
+          <w:sz w:val="24"/>
+        </w:rPr>
+        <w:t>взива́ю</w:t>
+      </w:r>
+      <w:r>
+        <w:rPr>
+          <w:rFonts w:ascii="Times New Roman" w:hAnsi="Times New Roman"/>
+          <w:sz w:val="24"/>
+        </w:rPr>
+        <w:t xml:space="preserve">,* я </w:t>
+      </w:r>
+      <w:r>
+        <w:rPr>
+          <w:rFonts w:ascii="Times New Roman" w:hAnsi="Times New Roman"/>
+          <w:sz w:val="24"/>
+        </w:rPr>
+        <w:t>го́лосом</w:t>
+      </w:r>
+      <w:r>
+        <w:rPr>
+          <w:rFonts w:ascii="Times New Roman" w:hAnsi="Times New Roman"/>
+          <w:sz w:val="24"/>
+        </w:rPr>
+        <w:t xml:space="preserve"> </w:t>
+      </w:r>
+      <w:r>
+        <w:rPr>
+          <w:rFonts w:ascii="Times New Roman" w:hAnsi="Times New Roman"/>
+          <w:sz w:val="24"/>
+        </w:rPr>
+        <w:t>мої́м</w:t>
+      </w:r>
+      <w:r>
+        <w:rPr>
+          <w:rFonts w:ascii="Times New Roman" w:hAnsi="Times New Roman"/>
+          <w:sz w:val="24"/>
+        </w:rPr>
+        <w:t xml:space="preserve"> до </w:t>
+      </w:r>
+      <w:r>
+        <w:rPr>
+          <w:rFonts w:ascii="Times New Roman" w:hAnsi="Times New Roman"/>
+          <w:sz w:val="24"/>
+        </w:rPr>
+        <w:t>Го́спода</w:t>
+      </w:r>
+      <w:r>
+        <w:rPr>
+          <w:rFonts w:ascii="Times New Roman" w:hAnsi="Times New Roman"/>
+          <w:sz w:val="24"/>
+        </w:rPr>
+        <w:t xml:space="preserve"> </w:t>
+      </w:r>
+      <w:r>
+        <w:rPr>
+          <w:rFonts w:ascii="Times New Roman" w:hAnsi="Times New Roman"/>
+          <w:sz w:val="24"/>
+        </w:rPr>
+        <w:t>молю́ся</w:t>
+      </w:r>
+      <w:r>
+        <w:rPr>
+          <w:rFonts w:ascii="Times New Roman" w:hAnsi="Times New Roman"/>
+          <w:sz w:val="24"/>
+        </w:rPr>
+        <w:t>.</w:t>
+      </w:r>
+    </w:p>
+    <w:p>
+      <w:pPr>
+        <w:pStyle w:val="a"/>
+        <w:spacing w:after="120"/>
+      </w:pPr>
+      <w:r>
+        <w:rPr>
+          <w:rFonts w:ascii="Times New Roman" w:hAnsi="Times New Roman"/>
+          <w:sz w:val="24"/>
+        </w:rPr>
+        <w:t>Ска́ргу</w:t>
+      </w:r>
+      <w:r>
+        <w:rPr>
+          <w:rFonts w:ascii="Times New Roman" w:hAnsi="Times New Roman"/>
+          <w:sz w:val="24"/>
+        </w:rPr>
+        <w:t xml:space="preserve"> мою́ </w:t>
+      </w:r>
+      <w:r>
+        <w:rPr>
+          <w:rFonts w:ascii="Times New Roman" w:hAnsi="Times New Roman"/>
+          <w:sz w:val="24"/>
+        </w:rPr>
+        <w:t>пе́ред</w:t>
+      </w:r>
+      <w:r>
+        <w:rPr>
+          <w:rFonts w:ascii="Times New Roman" w:hAnsi="Times New Roman"/>
+          <w:sz w:val="24"/>
+        </w:rPr>
+        <w:t xml:space="preserve"> Ним </w:t>
+      </w:r>
+      <w:r>
+        <w:rPr>
+          <w:rFonts w:ascii="Times New Roman" w:hAnsi="Times New Roman"/>
+          <w:sz w:val="24"/>
+        </w:rPr>
+        <w:t>вилива́ю</w:t>
+      </w:r>
+      <w:r>
+        <w:rPr>
+          <w:rFonts w:ascii="Times New Roman" w:hAnsi="Times New Roman"/>
+          <w:sz w:val="24"/>
+        </w:rPr>
+        <w:t xml:space="preserve">,* мою́ </w:t>
+      </w:r>
+      <w:r>
+        <w:rPr>
+          <w:rFonts w:ascii="Times New Roman" w:hAnsi="Times New Roman"/>
+          <w:sz w:val="24"/>
+        </w:rPr>
+        <w:t>скру́ту</w:t>
+      </w:r>
+      <w:r>
+        <w:rPr>
+          <w:rFonts w:ascii="Times New Roman" w:hAnsi="Times New Roman"/>
+          <w:sz w:val="24"/>
+        </w:rPr>
+        <w:t xml:space="preserve"> Йому́ я </w:t>
+      </w:r>
+      <w:r>
+        <w:rPr>
+          <w:rFonts w:ascii="Times New Roman" w:hAnsi="Times New Roman"/>
+          <w:sz w:val="24"/>
+        </w:rPr>
+        <w:t>виявля́ю</w:t>
+      </w:r>
+      <w:r>
+        <w:rPr>
+          <w:rFonts w:ascii="Times New Roman" w:hAnsi="Times New Roman"/>
+          <w:sz w:val="24"/>
+        </w:rPr>
+        <w:t>.</w:t>
+      </w:r>
+    </w:p>
+    <w:p>
+      <w:pPr>
+        <w:pStyle w:val="a"/>
+        <w:spacing w:after="120"/>
+      </w:pPr>
+      <w:r>
+        <w:rPr>
+          <w:rFonts w:ascii="Times New Roman" w:hAnsi="Times New Roman"/>
+          <w:sz w:val="24"/>
+        </w:rPr>
+        <w:t xml:space="preserve">Коли́ </w:t>
+      </w:r>
+      <w:r>
+        <w:rPr>
+          <w:rFonts w:ascii="Times New Roman" w:hAnsi="Times New Roman"/>
+          <w:sz w:val="24"/>
+        </w:rPr>
+        <w:t>триво́житься</w:t>
+      </w:r>
+      <w:r>
+        <w:rPr>
+          <w:rFonts w:ascii="Times New Roman" w:hAnsi="Times New Roman"/>
+          <w:sz w:val="24"/>
+        </w:rPr>
+        <w:t xml:space="preserve"> в мені́ дух мій, Ти </w:t>
+      </w:r>
+      <w:r>
+        <w:rPr>
+          <w:rFonts w:ascii="Times New Roman" w:hAnsi="Times New Roman"/>
+          <w:sz w:val="24"/>
+        </w:rPr>
+        <w:t>знає́ш</w:t>
+      </w:r>
+      <w:r>
+        <w:rPr>
+          <w:rFonts w:ascii="Times New Roman" w:hAnsi="Times New Roman"/>
+          <w:sz w:val="24"/>
+        </w:rPr>
+        <w:t xml:space="preserve"> мою́ сте́жку.* На </w:t>
+      </w:r>
+      <w:r>
+        <w:rPr>
+          <w:rFonts w:ascii="Times New Roman" w:hAnsi="Times New Roman"/>
+          <w:sz w:val="24"/>
+        </w:rPr>
+        <w:t>доро́зі</w:t>
+      </w:r>
+      <w:r>
+        <w:rPr>
+          <w:rFonts w:ascii="Times New Roman" w:hAnsi="Times New Roman"/>
+          <w:sz w:val="24"/>
+        </w:rPr>
+        <w:t xml:space="preserve">, де я </w:t>
+      </w:r>
+      <w:r>
+        <w:rPr>
+          <w:rFonts w:ascii="Times New Roman" w:hAnsi="Times New Roman"/>
+          <w:sz w:val="24"/>
+        </w:rPr>
+        <w:t>ступа́ю</w:t>
+      </w:r>
+      <w:r>
+        <w:rPr>
+          <w:rFonts w:ascii="Times New Roman" w:hAnsi="Times New Roman"/>
+          <w:sz w:val="24"/>
+        </w:rPr>
+        <w:t xml:space="preserve">, </w:t>
+      </w:r>
+      <w:r>
+        <w:rPr>
+          <w:rFonts w:ascii="Times New Roman" w:hAnsi="Times New Roman"/>
+          <w:sz w:val="24"/>
+        </w:rPr>
+        <w:t>та́йно</w:t>
+      </w:r>
+      <w:r>
+        <w:rPr>
+          <w:rFonts w:ascii="Times New Roman" w:hAnsi="Times New Roman"/>
+          <w:sz w:val="24"/>
+        </w:rPr>
+        <w:t xml:space="preserve"> </w:t>
+      </w:r>
+      <w:r>
+        <w:rPr>
+          <w:rFonts w:ascii="Times New Roman" w:hAnsi="Times New Roman"/>
+          <w:sz w:val="24"/>
+        </w:rPr>
+        <w:t>розста́вили</w:t>
+      </w:r>
+      <w:r>
+        <w:rPr>
+          <w:rFonts w:ascii="Times New Roman" w:hAnsi="Times New Roman"/>
+          <w:sz w:val="24"/>
+        </w:rPr>
+        <w:t xml:space="preserve"> сильце́ на </w:t>
+      </w:r>
+      <w:r>
+        <w:rPr>
+          <w:rFonts w:ascii="Times New Roman" w:hAnsi="Times New Roman"/>
+          <w:sz w:val="24"/>
+        </w:rPr>
+        <w:t>ме́не</w:t>
+      </w:r>
+      <w:r>
+        <w:rPr>
+          <w:rFonts w:ascii="Times New Roman" w:hAnsi="Times New Roman"/>
+          <w:sz w:val="24"/>
+        </w:rPr>
+        <w:t>.</w:t>
+      </w:r>
+    </w:p>
+    <w:p>
+      <w:pPr>
+        <w:pStyle w:val="a"/>
+        <w:spacing w:after="120"/>
+      </w:pPr>
+      <w:r>
+        <w:rPr>
+          <w:rFonts w:ascii="Times New Roman" w:hAnsi="Times New Roman"/>
+          <w:sz w:val="24"/>
+        </w:rPr>
+        <w:t>Погля́нь</w:t>
+      </w:r>
+      <w:r>
+        <w:rPr>
+          <w:rFonts w:ascii="Times New Roman" w:hAnsi="Times New Roman"/>
+          <w:sz w:val="24"/>
+        </w:rPr>
+        <w:t xml:space="preserve"> </w:t>
+      </w:r>
+      <w:r>
+        <w:rPr>
+          <w:rFonts w:ascii="Times New Roman" w:hAnsi="Times New Roman"/>
+          <w:sz w:val="24"/>
+        </w:rPr>
+        <w:t>право́руч</w:t>
+      </w:r>
+      <w:r>
+        <w:rPr>
+          <w:rFonts w:ascii="Times New Roman" w:hAnsi="Times New Roman"/>
+          <w:sz w:val="24"/>
+        </w:rPr>
+        <w:t xml:space="preserve"> і </w:t>
+      </w:r>
+      <w:r>
+        <w:rPr>
+          <w:rFonts w:ascii="Times New Roman" w:hAnsi="Times New Roman"/>
+          <w:sz w:val="24"/>
+        </w:rPr>
+        <w:t>подиви́ся</w:t>
+      </w:r>
+      <w:r>
+        <w:rPr>
+          <w:rFonts w:ascii="Times New Roman" w:hAnsi="Times New Roman"/>
+          <w:sz w:val="24"/>
+        </w:rPr>
+        <w:t xml:space="preserve">:* нема́ </w:t>
+      </w:r>
+      <w:r>
+        <w:rPr>
+          <w:rFonts w:ascii="Times New Roman" w:hAnsi="Times New Roman"/>
+          <w:sz w:val="24"/>
+        </w:rPr>
+        <w:t>ніко́го</w:t>
+      </w:r>
+      <w:r>
+        <w:rPr>
+          <w:rFonts w:ascii="Times New Roman" w:hAnsi="Times New Roman"/>
+          <w:sz w:val="24"/>
+        </w:rPr>
+        <w:t xml:space="preserve">, хто дбав би за </w:t>
+      </w:r>
+      <w:r>
+        <w:rPr>
+          <w:rFonts w:ascii="Times New Roman" w:hAnsi="Times New Roman"/>
+          <w:sz w:val="24"/>
+        </w:rPr>
+        <w:t>ме́не</w:t>
+      </w:r>
+      <w:r>
+        <w:rPr>
+          <w:rFonts w:ascii="Times New Roman" w:hAnsi="Times New Roman"/>
+          <w:sz w:val="24"/>
+        </w:rPr>
+        <w:t>.</w:t>
+      </w:r>
+    </w:p>
+    <w:p>
+      <w:pPr>
+        <w:pStyle w:val="a"/>
+        <w:spacing w:after="120"/>
+      </w:pPr>
+      <w:r>
+        <w:rPr>
+          <w:rFonts w:ascii="Times New Roman" w:hAnsi="Times New Roman"/>
+          <w:sz w:val="24"/>
+        </w:rPr>
+        <w:t xml:space="preserve">Нема́ куди́ мені́ </w:t>
+      </w:r>
+      <w:r>
+        <w:rPr>
+          <w:rFonts w:ascii="Times New Roman" w:hAnsi="Times New Roman"/>
+          <w:sz w:val="24"/>
+        </w:rPr>
+        <w:t>втіка́ти</w:t>
+      </w:r>
+      <w:r>
+        <w:rPr>
+          <w:rFonts w:ascii="Times New Roman" w:hAnsi="Times New Roman"/>
+          <w:sz w:val="24"/>
+        </w:rPr>
+        <w:t xml:space="preserve">,* нема́ </w:t>
+      </w:r>
+      <w:r>
+        <w:rPr>
+          <w:rFonts w:ascii="Times New Roman" w:hAnsi="Times New Roman"/>
+          <w:sz w:val="24"/>
+        </w:rPr>
+        <w:t>ніко́го</w:t>
+      </w:r>
+      <w:r>
+        <w:rPr>
+          <w:rFonts w:ascii="Times New Roman" w:hAnsi="Times New Roman"/>
+          <w:sz w:val="24"/>
+        </w:rPr>
+        <w:t xml:space="preserve">, хто </w:t>
+      </w:r>
+      <w:r>
+        <w:rPr>
+          <w:rFonts w:ascii="Times New Roman" w:hAnsi="Times New Roman"/>
+          <w:sz w:val="24"/>
+        </w:rPr>
+        <w:t>піклува́вся</w:t>
+      </w:r>
+      <w:r>
+        <w:rPr>
+          <w:rFonts w:ascii="Times New Roman" w:hAnsi="Times New Roman"/>
+          <w:sz w:val="24"/>
+        </w:rPr>
+        <w:t xml:space="preserve"> би </w:t>
+      </w:r>
+      <w:r>
+        <w:rPr>
+          <w:rFonts w:ascii="Times New Roman" w:hAnsi="Times New Roman"/>
+          <w:sz w:val="24"/>
+        </w:rPr>
+        <w:t>мно́ю</w:t>
+      </w:r>
+      <w:r>
+        <w:rPr>
+          <w:rFonts w:ascii="Times New Roman" w:hAnsi="Times New Roman"/>
+          <w:sz w:val="24"/>
+        </w:rPr>
+        <w:t>.</w:t>
+      </w:r>
+    </w:p>
+    <w:p>
+      <w:pPr>
+        <w:pStyle w:val="a"/>
+        <w:spacing w:after="120"/>
+      </w:pPr>
+      <w:r>
+        <w:rPr>
+          <w:rFonts w:ascii="Times New Roman" w:hAnsi="Times New Roman"/>
+          <w:sz w:val="24"/>
+        </w:rPr>
+        <w:t xml:space="preserve">До </w:t>
+      </w:r>
+      <w:r>
+        <w:rPr>
+          <w:rFonts w:ascii="Times New Roman" w:hAnsi="Times New Roman"/>
+          <w:sz w:val="24"/>
+        </w:rPr>
+        <w:t>Те́бе</w:t>
+      </w:r>
+      <w:r>
+        <w:rPr>
+          <w:rFonts w:ascii="Times New Roman" w:hAnsi="Times New Roman"/>
+          <w:sz w:val="24"/>
+        </w:rPr>
+        <w:t xml:space="preserve">, </w:t>
+      </w:r>
+      <w:r>
+        <w:rPr>
+          <w:rFonts w:ascii="Times New Roman" w:hAnsi="Times New Roman"/>
+          <w:sz w:val="24"/>
+        </w:rPr>
+        <w:t>Го́споди</w:t>
+      </w:r>
+      <w:r>
+        <w:rPr>
+          <w:rFonts w:ascii="Times New Roman" w:hAnsi="Times New Roman"/>
+          <w:sz w:val="24"/>
+        </w:rPr>
+        <w:t xml:space="preserve">, </w:t>
+      </w:r>
+      <w:r>
+        <w:rPr>
+          <w:rFonts w:ascii="Times New Roman" w:hAnsi="Times New Roman"/>
+          <w:sz w:val="24"/>
+        </w:rPr>
+        <w:t>взива́ю</w:t>
+      </w:r>
+      <w:r>
+        <w:rPr>
+          <w:rFonts w:ascii="Times New Roman" w:hAnsi="Times New Roman"/>
+          <w:sz w:val="24"/>
+        </w:rPr>
+        <w:t xml:space="preserve"> й кажу́:* Ти моє́ </w:t>
+      </w:r>
+      <w:r>
+        <w:rPr>
+          <w:rFonts w:ascii="Times New Roman" w:hAnsi="Times New Roman"/>
+          <w:sz w:val="24"/>
+        </w:rPr>
+        <w:t>прибі́жище</w:t>
+      </w:r>
+      <w:r>
+        <w:rPr>
+          <w:rFonts w:ascii="Times New Roman" w:hAnsi="Times New Roman"/>
+          <w:sz w:val="24"/>
+        </w:rPr>
+        <w:t xml:space="preserve">, в землі́ </w:t>
+      </w:r>
+      <w:r>
+        <w:rPr>
+          <w:rFonts w:ascii="Times New Roman" w:hAnsi="Times New Roman"/>
+          <w:sz w:val="24"/>
+        </w:rPr>
+        <w:t>живи́х</w:t>
+      </w:r>
+      <w:r>
+        <w:rPr>
+          <w:rFonts w:ascii="Times New Roman" w:hAnsi="Times New Roman"/>
+          <w:sz w:val="24"/>
+        </w:rPr>
+        <w:t xml:space="preserve"> Ти − моя́ </w:t>
+      </w:r>
+      <w:r>
+        <w:rPr>
+          <w:rFonts w:ascii="Times New Roman" w:hAnsi="Times New Roman"/>
+          <w:sz w:val="24"/>
+        </w:rPr>
+        <w:t>до́ля</w:t>
+      </w:r>
+      <w:r>
+        <w:rPr>
+          <w:rFonts w:ascii="Times New Roman" w:hAnsi="Times New Roman"/>
+          <w:sz w:val="24"/>
+        </w:rPr>
+        <w:t>!</w:t>
+      </w:r>
+    </w:p>
+    <w:p>
+      <w:pPr>
+        <w:pStyle w:val="a"/>
+        <w:spacing w:after="120"/>
+      </w:pPr>
+      <w:r>
+        <w:rPr>
+          <w:rFonts w:ascii="Times New Roman" w:hAnsi="Times New Roman"/>
+          <w:sz w:val="24"/>
+        </w:rPr>
+        <w:t xml:space="preserve">Зверни́ </w:t>
+      </w:r>
+      <w:r>
+        <w:rPr>
+          <w:rFonts w:ascii="Times New Roman" w:hAnsi="Times New Roman"/>
+          <w:sz w:val="24"/>
+        </w:rPr>
+        <w:t>ува́гу</w:t>
+      </w:r>
+      <w:r>
+        <w:rPr>
+          <w:rFonts w:ascii="Times New Roman" w:hAnsi="Times New Roman"/>
+          <w:sz w:val="24"/>
+        </w:rPr>
+        <w:t xml:space="preserve"> на моє́ </w:t>
+      </w:r>
+      <w:r>
+        <w:rPr>
+          <w:rFonts w:ascii="Times New Roman" w:hAnsi="Times New Roman"/>
+          <w:sz w:val="24"/>
+        </w:rPr>
+        <w:t>блага́ння</w:t>
+      </w:r>
+      <w:r>
+        <w:rPr>
+          <w:rFonts w:ascii="Times New Roman" w:hAnsi="Times New Roman"/>
+          <w:sz w:val="24"/>
+        </w:rPr>
+        <w:t xml:space="preserve">,* бо я </w:t>
+      </w:r>
+      <w:r>
+        <w:rPr>
+          <w:rFonts w:ascii="Times New Roman" w:hAnsi="Times New Roman"/>
+          <w:sz w:val="24"/>
+        </w:rPr>
+        <w:t>ве́льми</w:t>
+      </w:r>
+      <w:r>
+        <w:rPr>
+          <w:rFonts w:ascii="Times New Roman" w:hAnsi="Times New Roman"/>
+          <w:sz w:val="24"/>
+        </w:rPr>
+        <w:t xml:space="preserve"> </w:t>
+      </w:r>
+      <w:r>
+        <w:rPr>
+          <w:rFonts w:ascii="Times New Roman" w:hAnsi="Times New Roman"/>
+          <w:sz w:val="24"/>
+        </w:rPr>
+        <w:t>неща́сний</w:t>
+      </w:r>
+      <w:r>
+        <w:rPr>
+          <w:rFonts w:ascii="Times New Roman" w:hAnsi="Times New Roman"/>
+          <w:sz w:val="24"/>
+        </w:rPr>
+        <w:t>.</w:t>
+      </w:r>
+    </w:p>
+    <w:p>
+      <w:pPr>
+        <w:pStyle w:val="a"/>
+        <w:spacing w:after="120"/>
+      </w:pPr>
+      <w:r>
+        <w:rPr>
+          <w:rFonts w:ascii="Times New Roman" w:hAnsi="Times New Roman"/>
+          <w:sz w:val="24"/>
+        </w:rPr>
+        <w:t xml:space="preserve">Спаси́ мене́ від </w:t>
+      </w:r>
+      <w:r>
+        <w:rPr>
+          <w:rFonts w:ascii="Times New Roman" w:hAnsi="Times New Roman"/>
+          <w:sz w:val="24"/>
+        </w:rPr>
+        <w:t>гони́телів</w:t>
+      </w:r>
+      <w:r>
+        <w:rPr>
+          <w:rFonts w:ascii="Times New Roman" w:hAnsi="Times New Roman"/>
+          <w:sz w:val="24"/>
+        </w:rPr>
+        <w:t xml:space="preserve"> </w:t>
+      </w:r>
+      <w:r>
+        <w:rPr>
+          <w:rFonts w:ascii="Times New Roman" w:hAnsi="Times New Roman"/>
+          <w:sz w:val="24"/>
+        </w:rPr>
+        <w:t>мої́х</w:t>
+      </w:r>
+      <w:r>
+        <w:rPr>
+          <w:rFonts w:ascii="Times New Roman" w:hAnsi="Times New Roman"/>
+          <w:sz w:val="24"/>
+        </w:rPr>
+        <w:t xml:space="preserve">,* бо вони́ </w:t>
+      </w:r>
+      <w:r>
+        <w:rPr>
+          <w:rFonts w:ascii="Times New Roman" w:hAnsi="Times New Roman"/>
+          <w:sz w:val="24"/>
+        </w:rPr>
+        <w:t>сильні́ші</w:t>
+      </w:r>
+      <w:r>
+        <w:rPr>
+          <w:rFonts w:ascii="Times New Roman" w:hAnsi="Times New Roman"/>
+          <w:sz w:val="24"/>
+        </w:rPr>
+        <w:t xml:space="preserve"> від </w:t>
+      </w:r>
+      <w:r>
+        <w:rPr>
+          <w:rFonts w:ascii="Times New Roman" w:hAnsi="Times New Roman"/>
+          <w:sz w:val="24"/>
+        </w:rPr>
+        <w:t>ме́не</w:t>
+      </w:r>
+      <w:r>
+        <w:rPr>
+          <w:rFonts w:ascii="Times New Roman" w:hAnsi="Times New Roman"/>
+          <w:sz w:val="24"/>
+        </w:rPr>
+        <w:t>.</w:t>
       </w:r>
     </w:p>
     <w:p>
@@ -7514,7 +8961,7 @@
           <w:sz w:val="24"/>
           <w:szCs w:val="24"/>
         </w:rPr>
-        <w:t>(г. 8, подібний: О, преславне чудо):</w:t>
+        <w:t>(г. 8, подібний: О, преславне чудо):</w:t>
       </w:r>
       <w:r>
         <w:rPr>
@@ -8131,7 +9578,7 @@
           <w:sz w:val="24"/>
           <w:szCs w:val="24"/>
         </w:rPr>
-        <w:t>(г. 4, подібний: Як хороброго):</w:t>
+        <w:t>(г. 4, подібний: Як хороброго):</w:t>
       </w:r>
       <w:r>
         <w:rPr>
@@ -8468,7 +9915,7 @@
           <w:sz w:val="24"/>
           <w:szCs w:val="24"/>
         </w:rPr>
-        <w:t>(г. 8):</w:t>
+        <w:t>(г. 8):</w:t>
       </w:r>
       <w:r>
         <w:rPr>
@@ -8522,7 +9969,7 @@
           <w:sz w:val="24"/>
           <w:szCs w:val="24"/>
         </w:rPr>
-        <w:t>(г. 2):</w:t>
+        <w:t>(г. 2):</w:t>
       </w:r>
       <w:r>
         <w:rPr>
@@ -9113,7 +10560,6 @@
           <w:i/>
           <w:color w:val="FF4400"/>
           <w:sz w:val="24"/>
-          <w:szCs w:val="24"/>
         </w:rPr>
         <w:t>Священик:</w:t>
       </w:r>
@@ -9121,7 +10567,6 @@
         <w:rPr>
           <w:rFonts w:ascii="Times New Roman" w:hAnsi="Times New Roman"/>
           <w:sz w:val="24"/>
-          <w:szCs w:val="24"/>
         </w:rPr>
         <w:t xml:space="preserve"> Мир всім.</w:t>
       </w:r>
@@ -10606,84 +12051,71 @@
           <w:i/>
           <w:color w:val="FF4400"/>
           <w:sz w:val="24"/>
-          <w:szCs w:val="24"/>
-        </w:rPr>
-        <w:t>Свящ</w:t>
-      </w:r>
+        </w:rPr>
+        <w:t>Священик:</w:t>
+      </w:r>
+      <w:r>
+        <w:rPr>
+          <w:rFonts w:ascii="Times New Roman" w:hAnsi="Times New Roman"/>
+          <w:sz w:val="24"/>
+        </w:rPr>
+        <w:t xml:space="preserve"> Бо Ти – Бог милости, ласк і людинолюбности, і Тобі славу віддаємо, Отцю, і Сину, і Святому Духові, нині, і повсякчас, і на віки віків.</w:t>
+      </w:r>
+    </w:p>
+    <w:p>
+      <w:pPr>
+        <w:spacing w:after="120"/>
+        <w:jc w:val="both"/>
+        <w:rPr>
+          <w:rFonts w:ascii="Times New Roman" w:hAnsi="Times New Roman"/>
+          <w:sz w:val="24"/>
+          <w:szCs w:val="24"/>
+        </w:rPr>
+      </w:pPr>
+      <w:r>
+        <w:rPr>
+          <w:rFonts w:ascii="Times New Roman" w:hAnsi="Times New Roman"/>
+          <w:i/>
+          <w:color w:val="FF0000"/>
+          <w:sz w:val="24"/>
+          <w:szCs w:val="24"/>
+        </w:rPr>
+        <w:t>Вірні:</w:t>
+      </w:r>
+      <w:r>
+        <w:rPr>
+          <w:rFonts w:ascii="Times New Roman" w:hAnsi="Times New Roman"/>
+          <w:color w:val="FF0000"/>
+          <w:sz w:val="24"/>
+          <w:szCs w:val="24"/>
+        </w:rPr>
+        <w:t xml:space="preserve"> </w:t>
+      </w:r>
+      <w:r>
+        <w:rPr>
+          <w:rFonts w:ascii="Times New Roman" w:hAnsi="Times New Roman"/>
+          <w:sz w:val="24"/>
+          <w:szCs w:val="24"/>
+        </w:rPr>
+        <w:t>Амінь.</w:t>
+      </w:r>
+    </w:p>
+    <w:p>
+      <w:pPr>
+        <w:spacing w:after="120"/>
+        <w:jc w:val="both"/>
+        <w:rPr>
+          <w:rFonts w:ascii="Times New Roman" w:hAnsi="Times New Roman"/>
+          <w:sz w:val="24"/>
+          <w:szCs w:val="24"/>
+        </w:rPr>
+      </w:pPr>
       <w:r>
         <w:rPr>
           <w:rFonts w:ascii="Times New Roman" w:hAnsi="Times New Roman"/>
           <w:i/>
           <w:color w:val="FF4400"/>
           <w:sz w:val="24"/>
-          <w:szCs w:val="24"/>
-        </w:rPr>
-        <w:t>еник:</w:t>
-      </w:r>
-      <w:r>
-        <w:rPr>
-          <w:rFonts w:ascii="Times New Roman" w:hAnsi="Times New Roman"/>
-          <w:sz w:val="24"/>
-          <w:szCs w:val="24"/>
-        </w:rPr>
-        <w:t xml:space="preserve"> Бо Ти – Бог милости, ласк і людинолюбности, і Тобі славу віддаємо, Отцю, і Сину, і Святому Духові, нині, і повсякчас, і на віки віків.</w:t>
-      </w:r>
-    </w:p>
-    <w:p>
-      <w:pPr>
-        <w:spacing w:after="120"/>
-        <w:jc w:val="both"/>
-        <w:rPr>
-          <w:rFonts w:ascii="Times New Roman" w:hAnsi="Times New Roman"/>
-          <w:sz w:val="24"/>
-          <w:szCs w:val="24"/>
-        </w:rPr>
-      </w:pPr>
-      <w:r>
-        <w:rPr>
-          <w:rFonts w:ascii="Times New Roman" w:hAnsi="Times New Roman"/>
-          <w:i/>
-          <w:color w:val="FF0000"/>
-          <w:sz w:val="24"/>
-          <w:szCs w:val="24"/>
-        </w:rPr>
-        <w:t>Вірні:</w:t>
-      </w:r>
-      <w:r>
-        <w:rPr>
-          <w:rFonts w:ascii="Times New Roman" w:hAnsi="Times New Roman"/>
-          <w:color w:val="FF0000"/>
-          <w:sz w:val="24"/>
-          <w:szCs w:val="24"/>
-        </w:rPr>
-        <w:t xml:space="preserve"> </w:t>
-      </w:r>
-      <w:r>
-        <w:rPr>
-          <w:rFonts w:ascii="Times New Roman" w:hAnsi="Times New Roman"/>
-          <w:sz w:val="24"/>
-          <w:szCs w:val="24"/>
-        </w:rPr>
-        <w:t>Амінь.</w:t>
-      </w:r>
-    </w:p>
-    <w:p>
-      <w:pPr>
-        <w:spacing w:after="120"/>
-        <w:jc w:val="both"/>
-        <w:rPr>
-          <w:rFonts w:ascii="Times New Roman" w:hAnsi="Times New Roman"/>
-          <w:sz w:val="24"/>
-          <w:szCs w:val="24"/>
-        </w:rPr>
-      </w:pPr>
-      <w:r>
-        <w:rPr>
-          <w:rFonts w:ascii="Times New Roman" w:hAnsi="Times New Roman"/>
-          <w:i/>
-          <w:color w:val="FF4400"/>
-          <w:sz w:val="24"/>
-          <w:szCs w:val="24"/>
         </w:rPr>
         <w:t>Священик:</w:t>
       </w:r>
@@ -10691,7 +12123,6 @@
         <w:rPr>
           <w:rFonts w:ascii="Times New Roman" w:hAnsi="Times New Roman"/>
           <w:sz w:val="24"/>
-          <w:szCs w:val="24"/>
         </w:rPr>
         <w:t xml:space="preserve"> Мир всім.</w:t>
       </w:r>
@@ -10945,7 +12376,7 @@
           <w:sz w:val="24"/>
           <w:szCs w:val="24"/>
         </w:rPr>
-        <w:t>(г. 6, подібний: Третього дня):</w:t>
+        <w:t>(г. 6, подібний: Третього дня):</w:t>
       </w:r>
       <w:r>
         <w:rPr>
@@ -11122,7 +12553,7 @@
           <w:sz w:val="24"/>
           <w:szCs w:val="24"/>
         </w:rPr>
-        <w:t>(г. 5):</w:t>
+        <w:t>(г. 5):</w:t>
       </w:r>
       <w:r>
         <w:rPr>
@@ -11458,48 +12889,35 @@
     </w:p>
     <w:p>
       <w:pPr>
-        <w:spacing w:after="120"/>
-        <w:jc w:val="both"/>
-        <w:rPr>
-          <w:rFonts w:ascii="Times New Roman" w:hAnsi="Times New Roman"/>
-          <w:sz w:val="24"/>
-          <w:szCs w:val="24"/>
-        </w:rPr>
-      </w:pPr>
-      <w:r>
-        <w:rPr>
-          <w:rFonts w:ascii="Times New Roman" w:hAnsi="Times New Roman"/>
-          <w:sz w:val="24"/>
-          <w:szCs w:val="24"/>
-        </w:rPr>
-        <w:t xml:space="preserve">Святий Боже, святий Кріпкий, святий Безсмертний, помилуй нас </w:t>
-      </w:r>
-      <w:r>
-        <w:rPr>
-          <w:rFonts w:ascii="Times New Roman" w:hAnsi="Times New Roman"/>
-          <w:i/>
-          <w:color w:val="FF0000"/>
-          <w:sz w:val="24"/>
-          <w:szCs w:val="24"/>
-        </w:rPr>
-        <w:t>(3 р.)</w:t>
-      </w:r>
-    </w:p>
-    <w:p>
-      <w:pPr>
-        <w:spacing w:after="120"/>
-        <w:jc w:val="both"/>
-        <w:rPr>
-          <w:rFonts w:ascii="Times New Roman" w:hAnsi="Times New Roman"/>
-          <w:sz w:val="24"/>
-          <w:szCs w:val="24"/>
-        </w:rPr>
-      </w:pPr>
-      <w:r>
-        <w:rPr>
-          <w:rFonts w:ascii="Times New Roman" w:hAnsi="Times New Roman"/>
-          <w:sz w:val="24"/>
-          <w:szCs w:val="24"/>
+        <w:pStyle w:val="a"/>
+        <w:spacing w:after="120"/>
+      </w:pPr>
+      <w:r>
+        <w:rPr>
+          <w:rFonts w:ascii="Times New Roman" w:hAnsi="Times New Roman"/>
+          <w:sz w:val="24"/>
+        </w:rPr>
+        <w:t xml:space="preserve">Святий Боже, святий Кріпкий, святий Безсмертний, помилуй нас. </w:t>
+      </w:r>
+      <w:r>
+        <w:rPr>
+          <w:rFonts w:ascii="Times New Roman" w:hAnsi="Times New Roman"/>
+          <w:i/>
+          <w:color w:val="FF0000"/>
+          <w:sz w:val="24"/>
+        </w:rPr>
+        <w:t>(3 р.)</w:t>
+      </w:r>
+    </w:p>
+    <w:p>
+      <w:pPr>
+        <w:pStyle w:val="a"/>
+        <w:spacing w:after="120"/>
+      </w:pPr>
+      <w:r>
+        <w:rPr>
+          <w:rFonts w:ascii="Times New Roman" w:hAnsi="Times New Roman"/>
+          <w:sz w:val="24"/>
         </w:rPr>
         <w:t>Слава Отцю, і Сину, і Святому Духові,* і нині і повсякчас, і на віки віків. Амінь.</w:t>
       </w:r>
@@ -11525,62 +12943,99 @@
     </w:p>
     <w:p>
       <w:pPr>
-        <w:spacing w:after="120"/>
-        <w:jc w:val="both"/>
-        <w:rPr>
-          <w:rFonts w:ascii="Times New Roman" w:hAnsi="Times New Roman"/>
-          <w:sz w:val="24"/>
-          <w:szCs w:val="24"/>
-        </w:rPr>
-      </w:pPr>
-      <w:r>
-        <w:rPr>
-          <w:rFonts w:ascii="Times New Roman" w:hAnsi="Times New Roman"/>
-          <w:sz w:val="24"/>
-          <w:szCs w:val="24"/>
-        </w:rPr>
-        <w:t xml:space="preserve">Господи, помилуй </w:t>
-      </w:r>
-      <w:r>
-        <w:rPr>
-          <w:rFonts w:ascii="Times New Roman" w:hAnsi="Times New Roman"/>
-          <w:i/>
-          <w:color w:val="FF0000"/>
-          <w:sz w:val="24"/>
-          <w:szCs w:val="24"/>
-        </w:rPr>
-        <w:t>(3 р.)</w:t>
-      </w:r>
-    </w:p>
-    <w:p>
-      <w:pPr>
-        <w:spacing w:after="120"/>
-        <w:rPr>
-          <w:rFonts w:ascii="Times New Roman" w:hAnsi="Times New Roman"/>
-        </w:rPr>
-      </w:pPr>
-      <w:r>
-        <w:rPr>
-          <w:rFonts w:ascii="Times New Roman" w:hAnsi="Times New Roman"/>
-          <w:sz w:val="24"/>
-          <w:szCs w:val="24"/>
-        </w:rPr>
-        <w:t>С</w:t>
-      </w:r>
-      <w:r>
-        <w:rPr>
-          <w:rFonts w:ascii="Times New Roman" w:hAnsi="Times New Roman"/>
-          <w:sz w:val="24"/>
-          <w:szCs w:val="24"/>
-        </w:rPr>
-        <w:t>лава Отцю, і Сину, і Святому Духові.* І</w:t>
+        <w:pStyle w:val="a"/>
+        <w:spacing w:after="120"/>
+      </w:pPr>
+      <w:r>
+        <w:rPr>
+          <w:rFonts w:ascii="Times New Roman" w:hAnsi="Times New Roman"/>
+          <w:sz w:val="24"/>
+        </w:rPr>
+        <w:t>Господи, помилуй</w:t>
+      </w:r>
+      <w:r>
+        <w:rPr>
+          <w:rFonts w:ascii="Times New Roman" w:hAnsi="Times New Roman"/>
+          <w:sz w:val="24"/>
+        </w:rPr>
+        <w:t>.</w:t>
+      </w:r>
+      <w:r>
+        <w:rPr>
+          <w:rFonts w:ascii="Times New Roman" w:hAnsi="Times New Roman"/>
+          <w:sz w:val="24"/>
+        </w:rPr>
+        <w:t xml:space="preserve"> </w:t>
+      </w:r>
+      <w:r>
+        <w:rPr>
+          <w:rFonts w:ascii="Times New Roman" w:hAnsi="Times New Roman"/>
+          <w:i/>
+          <w:color w:val="FF0000"/>
+          <w:sz w:val="24"/>
+        </w:rPr>
+        <w:t>(3 р.)</w:t>
+      </w:r>
+    </w:p>
+    <w:p>
+      <w:pPr>
+        <w:pStyle w:val="a"/>
+        <w:spacing w:after="120"/>
+      </w:pPr>
+      <w:r>
+        <w:rPr>
+          <w:rFonts w:ascii="Times New Roman" w:hAnsi="Times New Roman"/>
+          <w:sz w:val="24"/>
+        </w:rPr>
+        <w:t xml:space="preserve">Слава </w:t>
+      </w:r>
+      <w:r>
+        <w:rPr>
+          <w:rFonts w:ascii="Times New Roman" w:hAnsi="Times New Roman"/>
+          <w:sz w:val="24"/>
+        </w:rPr>
+        <w:t>Отцю</w:t>
+      </w:r>
+      <w:r>
+        <w:rPr>
+          <w:rFonts w:ascii="Times New Roman" w:hAnsi="Times New Roman"/>
+          <w:sz w:val="24"/>
+        </w:rPr>
+        <w:t xml:space="preserve">, і Сину, і Святому </w:t>
+      </w:r>
+      <w:r>
+        <w:rPr>
+          <w:rFonts w:ascii="Times New Roman" w:hAnsi="Times New Roman"/>
+          <w:sz w:val="24"/>
+        </w:rPr>
+        <w:t>Духові</w:t>
+      </w:r>
+      <w:r>
+        <w:rPr>
+          <w:rFonts w:ascii="Times New Roman" w:hAnsi="Times New Roman"/>
+          <w:sz w:val="24"/>
+        </w:rPr>
+        <w:t>,</w:t>
+      </w:r>
+      <w:r>
+        <w:rPr>
+          <w:rFonts w:ascii="Times New Roman" w:hAnsi="Times New Roman"/>
+          <w:sz w:val="24"/>
+        </w:rPr>
+        <w:t xml:space="preserve">* </w:t>
+      </w:r>
+      <w:r>
+        <w:rPr>
+          <w:rFonts w:ascii="Times New Roman" w:hAnsi="Times New Roman"/>
+          <w:sz w:val="24"/>
+        </w:rPr>
+        <w:t>і</w:t>
       </w:r>
       <w:r>
         <w:rPr>
           <w:rFonts w:ascii="Times New Roman" w:hAnsi="Times New Roman"/>
           <w:b/>
           <w:sz w:val="24"/>
-          <w:szCs w:val="24"/>
         </w:rPr>
         <w:t xml:space="preserve"> </w:t>
       </w:r>
@@ -11588,9 +13043,71 @@
         <w:rPr>
           <w:rFonts w:ascii="Times New Roman" w:hAnsi="Times New Roman"/>
           <w:sz w:val="24"/>
-          <w:szCs w:val="24"/>
-        </w:rPr>
-        <w:t>нині і повсякчас, і на віки віків. Амінь.</w:t>
+        </w:rPr>
+        <w:t>нині</w:t>
+      </w:r>
+      <w:r>
+        <w:rPr>
+          <w:rFonts w:ascii="Times New Roman" w:hAnsi="Times New Roman"/>
+          <w:sz w:val="24"/>
+        </w:rPr>
+        <w:t xml:space="preserve"> і </w:t>
+      </w:r>
+      <w:r>
+        <w:rPr>
+          <w:rFonts w:ascii="Times New Roman" w:hAnsi="Times New Roman"/>
+          <w:sz w:val="24"/>
+        </w:rPr>
+        <w:t>повсякчас</w:t>
+      </w:r>
+      <w:r>
+        <w:rPr>
+          <w:rFonts w:ascii="Times New Roman" w:hAnsi="Times New Roman"/>
+          <w:sz w:val="24"/>
+        </w:rPr>
+        <w:t xml:space="preserve">, і на </w:t>
+      </w:r>
+      <w:r>
+        <w:rPr>
+          <w:rFonts w:ascii="Times New Roman" w:hAnsi="Times New Roman"/>
+          <w:sz w:val="24"/>
+        </w:rPr>
+        <w:t>віки</w:t>
+      </w:r>
+      <w:r>
+        <w:rPr>
+          <w:rFonts w:ascii="Times New Roman" w:hAnsi="Times New Roman"/>
+          <w:sz w:val="24"/>
+        </w:rPr>
+        <w:t xml:space="preserve"> </w:t>
+      </w:r>
+      <w:r>
+        <w:rPr>
+          <w:rFonts w:ascii="Times New Roman" w:hAnsi="Times New Roman"/>
+          <w:sz w:val="24"/>
+        </w:rPr>
+        <w:t>віків</w:t>
+      </w:r>
+      <w:r>
+        <w:rPr>
+          <w:rFonts w:ascii="Times New Roman" w:hAnsi="Times New Roman"/>
+          <w:sz w:val="24"/>
+        </w:rPr>
+        <w:t xml:space="preserve">. </w:t>
+      </w:r>
+      <w:r>
+        <w:rPr>
+          <w:rFonts w:ascii="Times New Roman" w:hAnsi="Times New Roman"/>
+          <w:sz w:val="24"/>
+        </w:rPr>
+        <w:t>Амінь</w:t>
+      </w:r>
+      <w:r>
+        <w:rPr>
+          <w:rFonts w:ascii="Times New Roman" w:hAnsi="Times New Roman"/>
+          <w:sz w:val="24"/>
+        </w:rPr>
+        <w:t>.</w:t>
       </w:r>
     </w:p>
     <w:p>
@@ -12364,7 +13881,6 @@
           <w:i/>
           <w:color w:val="FF4400"/>
           <w:sz w:val="24"/>
-          <w:szCs w:val="24"/>
         </w:rPr>
         <w:t>Священик:</w:t>
       </w:r>
@@ -12372,7 +13888,6 @@
         <w:rPr>
           <w:rFonts w:ascii="Times New Roman" w:hAnsi="Times New Roman"/>
           <w:sz w:val="24"/>
-          <w:szCs w:val="24"/>
         </w:rPr>
         <w:t xml:space="preserve"> Слава тобі, Христе Боже, надіє наша, слава тобі!</w:t>
       </w:r>
@@ -12430,7 +13945,7 @@
           <w:sz w:val="24"/>
           <w:szCs w:val="24"/>
         </w:rPr>
-        <w:t>(3 р.)</w:t>
+        <w:t>(3 р.)</w:t>
       </w:r>
       <w:r>
         <w:rPr>
@@ -12451,22 +13966,12 @@
       </w:r>
     </w:p>
     <w:p>
-      <w:pPr>
-        <w:spacing w:after="120"/>
-        <w:jc w:val="both"/>
-        <w:rPr>
-          <w:rFonts w:ascii="Times New Roman" w:hAnsi="Times New Roman"/>
-          <w:sz w:val="24"/>
-          <w:szCs w:val="24"/>
-        </w:rPr>
-      </w:pPr>
-      <w:r>
-        <w:rPr>
-          <w:rFonts w:ascii="Times New Roman" w:hAnsi="Times New Roman"/>
-          <w:i/>
-          <w:color w:val="FF0000"/>
-          <w:sz w:val="24"/>
-          <w:szCs w:val="24"/>
+      <w:r>
+        <w:rPr>
+          <w:rFonts w:ascii="Times New Roman" w:hAnsi="Times New Roman"/>
+          <w:i/>
+          <w:color w:val="FF4400"/>
+          <w:sz w:val="24"/>
         </w:rPr>
         <w:t>Священик:</w:t>
       </w:r>
@@ -12474,35 +13979,8 @@
         <w:rPr>
           <w:rFonts w:ascii="Times New Roman" w:hAnsi="Times New Roman"/>
           <w:sz w:val="24"/>
-          <w:szCs w:val="24"/>
-        </w:rPr>
-        <w:t xml:space="preserve"> Христос, істинний Бог наш, що на горі Таворській у славі преобразився перед своїми учнями й апостолами, спасення нашого ради, молитвами пречистої своєї Матері, святих, славних і всехвальн</w:t>
-      </w:r>
-      <w:r>
-        <w:rPr>
-          <w:rFonts w:ascii="Times New Roman" w:hAnsi="Times New Roman"/>
-          <w:sz w:val="24"/>
-          <w:szCs w:val="24"/>
-        </w:rPr>
-        <w:t xml:space="preserve">их апостолів, і святих мучеників Фотія й Аникити, і святого </w:t>
-      </w:r>
-      <w:r>
-        <w:rPr>
-          <w:rFonts w:ascii="Times New Roman" w:hAnsi="Times New Roman"/>
-          <w:i/>
-          <w:color w:val="FF0000"/>
-          <w:sz w:val="24"/>
-          <w:szCs w:val="24"/>
-        </w:rPr>
-        <w:t>(ім'я, якого є храм)</w:t>
-      </w:r>
-      <w:r>
-        <w:rPr>
-          <w:rFonts w:ascii="Times New Roman" w:hAnsi="Times New Roman"/>
-          <w:sz w:val="24"/>
-          <w:szCs w:val="24"/>
-        </w:rPr>
-        <w:t>, і всіх святих, помилує і спасе нас, як благий і людинолюбний.</w:t>
+        </w:rPr>
+        <w:t xml:space="preserve"> Христос, істинний Бог наш, що на горі Таворській у славі переобразився перед святими Своїми учнями й апостолами - молитвами пречистої Своєї Матері, святих славних і всехвальних апостолів, святих мучеників Фотія й Аникити, і всіх святих - помилує і спасе нас як благий і людинолюбний.</w:t>
       </w:r>
     </w:p>
     <w:p>
@@ -12680,7 +14158,6 @@
           <w:i/>
           <w:color w:val="FF4400"/>
           <w:sz w:val="24"/>
-          <w:szCs w:val="24"/>
         </w:rPr>
         <w:t>Священик:</w:t>
       </w:r>
@@ -12688,17 +14165,8 @@
         <w:rPr>
           <w:rFonts w:ascii="Times New Roman" w:hAnsi="Times New Roman"/>
           <w:sz w:val="24"/>
-          <w:szCs w:val="24"/>
-        </w:rPr>
-        <w:t xml:space="preserve"> Слава святій</w:t>
-      </w:r>
-      <w:r>
-        <w:rPr>
-          <w:rFonts w:ascii="Times New Roman" w:hAnsi="Times New Roman"/>
-          <w:sz w:val="24"/>
-          <w:szCs w:val="24"/>
-        </w:rPr>
-        <w:t>, одноістотній, животворящій і нероздільній Тройці, завжди, нині і повсякчас, і на віки віків.</w:t>
+        </w:rPr>
+        <w:t xml:space="preserve"> Слава святій, одноістотній, животворящій і нероздільній Тройці, завжди, нині і повсякчас, і на віки віків.</w:t>
       </w:r>
     </w:p>
     <w:p>
@@ -12765,7 +14233,7 @@
           <w:sz w:val="24"/>
           <w:szCs w:val="24"/>
         </w:rPr>
-        <w:t>(3 р.)</w:t>
+        <w:t>(3 р.)</w:t>
       </w:r>
     </w:p>
     <w:p>
@@ -12796,7 +14264,7 @@
           <w:sz w:val="24"/>
           <w:szCs w:val="24"/>
         </w:rPr>
-        <w:t>(2 р.)</w:t>
+        <w:t>(2 р.)</w:t>
       </w:r>
     </w:p>
     <w:p>
@@ -15191,7 +16659,7 @@
           <w:sz w:val="24"/>
           <w:szCs w:val="24"/>
         </w:rPr>
-        <w:t>(3 р.)</w:t>
+        <w:t>(3 р.)</w:t>
       </w:r>
     </w:p>
     <w:p>
@@ -15270,7 +16738,7 @@
           <w:sz w:val="24"/>
           <w:szCs w:val="24"/>
         </w:rPr>
-        <w:t>1. </w:t>
+        <w:t xml:space="preserve">1. </w:t>
       </w:r>
       <w:r>
         <w:rPr>
@@ -15318,7 +16786,7 @@
           <w:sz w:val="24"/>
           <w:szCs w:val="24"/>
         </w:rPr>
-        <w:t>2. </w:t>
+        <w:t xml:space="preserve">2. </w:t>
       </w:r>
       <w:r>
         <w:rPr>
@@ -15375,7 +16843,7 @@
           <w:sz w:val="24"/>
           <w:szCs w:val="24"/>
         </w:rPr>
-        <w:t> Від ночі лине дух наш до тебе, Боже, бо світлом є повеління твої. Навчи нас, Боже, правди твоєї, заповідей твоїх і виправдань твоїх. Просвіти наші духовні очі, щоб ми не заснули в гріхах на смерть. Віджени</w:t>
+        <w:t xml:space="preserve"> Від ночі лине дух наш до тебе, Боже, бо світлом є повеління твої. Навчи нас, Боже, правди твоєї, заповідей твоїх і виправдань твоїх. Просвіти наші духовні очі, щоб ми не заснули в гріхах на смерть. Віджени</w:t>
       </w:r>
       <w:r>
         <w:rPr>
@@ -15423,7 +16891,7 @@
           <w:sz w:val="24"/>
           <w:szCs w:val="24"/>
         </w:rPr>
-        <w:t> Владико, Боже святий і неосяжний, що казав із темряви світлові засіяти, що заспокоїв нас у нічному сні й підвів до величання і моління твоєї доброти! Ти, що</w:t>
+        <w:t xml:space="preserve"> Владико, Боже святий і неосяжний, що казав із темряви світлові засіяти, що заспокоїв нас у нічному сні й підвів до величання і моління твоєї доброти! Ти, що</w:t>
       </w:r>
       <w:r>
         <w:rPr>
@@ -15480,7 +16948,7 @@
           <w:sz w:val="24"/>
           <w:szCs w:val="24"/>
         </w:rPr>
-        <w:t> Скарбе добра, джерело невисихаюче, Отче святий, чудотворче всесильний і вседержителю! Ус</w:t>
+        <w:t xml:space="preserve"> Скарбе добра, джерело невисихаюче, Отче святий, чудотворче всесильний і вседержителю! Ус</w:t>
       </w:r>
       <w:r>
         <w:rPr>
@@ -15528,7 +16996,7 @@
           <w:sz w:val="24"/>
           <w:szCs w:val="24"/>
         </w:rPr>
-        <w:t>6. </w:t>
+        <w:t xml:space="preserve">6. </w:t>
       </w:r>
       <w:r>
         <w:rPr>
@@ -15594,7 +17062,7 @@
           <w:sz w:val="24"/>
           <w:szCs w:val="24"/>
         </w:rPr>
-        <w:t> Боже й Отче Господа нашого Ісуса Христа! Ти підніс нас з постелі нашої і зібрав на годину молитви. Дай нам ласку відкрити уста наші і прийми наші подяки, що в наших силах, і навчи нас установ твоїх. Бо молитися як</w:t>
+        <w:t xml:space="preserve"> Боже й Отче Господа нашого Ісуса Христа! Ти підніс нас з постелі нашої і зібрав на годину молитви. Дай нам ласку відкрити уста наші і прийми наші подяки, що в наших силах, і навчи нас установ твоїх. Бо молитися як</w:t>
       </w:r>
       <w:r>
         <w:rPr>
@@ -15642,7 +17110,7 @@
           <w:sz w:val="24"/>
           <w:szCs w:val="24"/>
         </w:rPr>
-        <w:t>8. </w:t>
+        <w:t xml:space="preserve">8. </w:t>
       </w:r>
       <w:r>
         <w:rPr>
@@ -15699,7 +17167,7 @@
           <w:sz w:val="24"/>
           <w:szCs w:val="24"/>
         </w:rPr>
-        <w:t> Господи, Боже наш! Ти за покаяння дарував людям відпущення, нам же, як образ пізнання і визнання гріхів, показав покаяння і прощен</w:t>
+        <w:t xml:space="preserve"> Господи, Боже наш! Ти за покаяння дарував людям відпущення, нам же, як образ пізнання і визнання гріхів, показав покаяння і прощен</w:t>
       </w:r>
       <w:r>
         <w:rPr>
@@ -15756,7 +17224,7 @@
           <w:sz w:val="24"/>
           <w:szCs w:val="24"/>
         </w:rPr>
-        <w:t> Боже, Боже наш! Ти сотворив розумні й дух</w:t>
+        <w:t xml:space="preserve"> Боже, Боже наш! Ти сотворив розумні й дух</w:t>
       </w:r>
       <w:r>
         <w:rPr>
@@ -15795,7 +17263,7 @@
           <w:sz w:val="24"/>
           <w:szCs w:val="24"/>
         </w:rPr>
-        <w:t>11. </w:t>
+        <w:t xml:space="preserve">11. </w:t>
       </w:r>
       <w:r>
         <w:rPr>
@@ -17545,7 +19013,7 @@
           <w:sz w:val="24"/>
           <w:szCs w:val="24"/>
         </w:rPr>
-        <w:t>(г. 4):</w:t>
+        <w:t>(г. 4):</w:t>
       </w:r>
       <w:r>
         <w:rPr>
@@ -17977,7 +19445,7 @@
           <w:sz w:val="24"/>
           <w:szCs w:val="24"/>
         </w:rPr>
-        <w:t>(г. 4, подібний: Здивувався Йосиф):</w:t>
+        <w:t>(г. 4, подібний: Здивувався Йосиф):</w:t>
       </w:r>
       <w:r>
         <w:rPr>
@@ -18603,7 +20071,7 @@
           <w:sz w:val="24"/>
           <w:szCs w:val="24"/>
         </w:rPr>
-        <w:t>Ірмос 1:</w:t>
+        <w:t>Ірмос 1:</w:t>
       </w:r>
       <w:r>
         <w:rPr>
@@ -18872,7 +20340,7 @@
           <w:sz w:val="24"/>
           <w:szCs w:val="24"/>
         </w:rPr>
-        <w:t>Ірмос 3:</w:t>
+        <w:t>Ірмос 3:</w:t>
       </w:r>
       <w:r>
         <w:rPr>
@@ -19359,7 +20827,7 @@
           <w:sz w:val="24"/>
           <w:szCs w:val="24"/>
         </w:rPr>
-        <w:t>Священник: </w:t>
+        <w:t xml:space="preserve">Священник: </w:t>
       </w:r>
       <w:r>
         <w:rPr>
@@ -19515,7 +20983,7 @@
           <w:sz w:val="24"/>
           <w:szCs w:val="24"/>
         </w:rPr>
-        <w:t>Ірмос 4:</w:t>
+        <w:t>Ірмос 4:</w:t>
       </w:r>
       <w:r>
         <w:rPr>
@@ -19780,7 +21248,7 @@
           <w:sz w:val="24"/>
           <w:szCs w:val="24"/>
         </w:rPr>
-        <w:t>Ірмос 5:</w:t>
+        <w:t>Ірмос 5:</w:t>
       </w:r>
       <w:r>
         <w:rPr>
@@ -20023,7 +21491,7 @@
           <w:sz w:val="24"/>
           <w:szCs w:val="24"/>
         </w:rPr>
-        <w:t>Ірмос 6:</w:t>
+        <w:t>Ірмос 6:</w:t>
       </w:r>
       <w:r>
         <w:rPr>
@@ -20545,7 +22013,7 @@
           <w:sz w:val="24"/>
           <w:szCs w:val="24"/>
         </w:rPr>
-        <w:t>Священник: </w:t>
+        <w:t xml:space="preserve">Священник: </w:t>
       </w:r>
       <w:r>
         <w:rPr>
@@ -20686,7 +22154,7 @@
           <w:sz w:val="24"/>
           <w:szCs w:val="24"/>
         </w:rPr>
-        <w:t>Ірмос 7:</w:t>
+        <w:t>Ірмос 7:</w:t>
       </w:r>
       <w:r>
         <w:rPr>
@@ -20980,7 +22448,7 @@
           <w:sz w:val="24"/>
           <w:szCs w:val="24"/>
         </w:rPr>
-        <w:t>Ірмос 8:</w:t>
+        <w:t>Ірмос 8:</w:t>
       </w:r>
       <w:r>
         <w:rPr>
@@ -21660,7 +23128,7 @@
           <w:sz w:val="24"/>
           <w:szCs w:val="24"/>
         </w:rPr>
-        <w:t>Ірмос (г. 8):</w:t>
+        <w:t>Ірмос (г. 8):</w:t>
       </w:r>
       <w:r>
         <w:rPr>
@@ -22094,7 +23562,6 @@
           <w:i/>
           <w:color w:val="FF4400"/>
           <w:sz w:val="24"/>
-          <w:szCs w:val="24"/>
         </w:rPr>
         <w:t>Священик:</w:t>
       </w:r>
@@ -22102,17 +23569,8 @@
         <w:rPr>
           <w:rFonts w:ascii="Times New Roman" w:hAnsi="Times New Roman"/>
           <w:sz w:val="24"/>
-          <w:szCs w:val="24"/>
-        </w:rPr>
-        <w:t> Бо Тебе хвалять усі сили небесні і Тобі славу возсилаємо: Отцю, і Сину, і Святому Духові, нин</w:t>
-      </w:r>
-      <w:r>
-        <w:rPr>
-          <w:rFonts w:ascii="Times New Roman" w:hAnsi="Times New Roman"/>
-          <w:sz w:val="24"/>
-          <w:szCs w:val="24"/>
-        </w:rPr>
-        <w:t>і і повсякчас, і на віки віків.</w:t>
+        </w:rPr>
+        <w:t xml:space="preserve"> Бо Тебе хвалять усі сили небесні і Тобі славу возсилаємо: Отцю, і Сину, і Святому Духові, нині і повсякчас, і на віки віків.</w:t>
       </w:r>
     </w:p>
     <w:p>
@@ -22996,7 +24454,6 @@
           <w:i/>
           <w:color w:val="FF4400"/>
           <w:sz w:val="24"/>
-          <w:szCs w:val="24"/>
         </w:rPr>
         <w:t>Священик:</w:t>
       </w:r>
@@ -23004,7 +24461,6 @@
         <w:rPr>
           <w:rFonts w:ascii="Times New Roman" w:hAnsi="Times New Roman"/>
           <w:sz w:val="24"/>
-          <w:szCs w:val="24"/>
         </w:rPr>
         <w:t xml:space="preserve"> Слава тобі, що Світло нам показав!</w:t>
       </w:r>
@@ -24036,7 +25492,6 @@
           <w:i/>
           <w:color w:val="FF4400"/>
           <w:sz w:val="24"/>
-          <w:szCs w:val="24"/>
         </w:rPr>
         <w:t>Священик:</w:t>
       </w:r>
@@ -24044,9 +25499,8 @@
         <w:rPr>
           <w:rFonts w:ascii="Times New Roman" w:hAnsi="Times New Roman"/>
           <w:sz w:val="24"/>
-          <w:szCs w:val="24"/>
-        </w:rPr>
-        <w:t xml:space="preserve"> Бо Ти – Бог милости, ласк і людинолюбности, і Тобі славу віддаємо, Отцю, і Сину, і Святому Духові, нині, і повсякчас, і на віки віків.</w:t>
+        </w:rPr>
+        <w:t xml:space="preserve"> Бо Ти – Бог милости, ласк і людинолюбности, і Тобі славу віддаємо, Отцю, і Сину, і Святому Духові, нині, і повсякчас, і на віки віків.</w:t>
       </w:r>
     </w:p>
     <w:p>
@@ -24103,7 +25557,6 @@
           <w:i/>
           <w:color w:val="FF4400"/>
           <w:sz w:val="24"/>
-          <w:szCs w:val="24"/>
         </w:rPr>
         <w:t>Священик:</w:t>
       </w:r>
@@ -24111,7 +25564,6 @@
         <w:rPr>
           <w:rFonts w:ascii="Times New Roman" w:hAnsi="Times New Roman"/>
           <w:sz w:val="24"/>
-          <w:szCs w:val="24"/>
         </w:rPr>
         <w:t xml:space="preserve"> Мир всім.</w:t>
       </w:r>
@@ -24379,7 +25831,7 @@
           <w:sz w:val="24"/>
           <w:szCs w:val="24"/>
         </w:rPr>
-        <w:t>(г. 4, подібний: Дав ти як знамено):</w:t>
+        <w:t>(г. 4, подібний: Дав ти як знамено):</w:t>
       </w:r>
       <w:r>
         <w:rPr>
@@ -24566,7 +26018,7 @@
           <w:sz w:val="24"/>
           <w:szCs w:val="24"/>
         </w:rPr>
-        <w:t>(г. 4):</w:t>
+        <w:t>(г. 4):</w:t>
       </w:r>
       <w:r>
         <w:rPr>
@@ -24659,65 +26111,35 @@
     </w:p>
     <w:p>
       <w:pPr>
-        <w:spacing w:after="120"/>
-        <w:jc w:val="both"/>
-        <w:rPr>
-          <w:rFonts w:ascii="Times New Roman" w:hAnsi="Times New Roman"/>
-          <w:sz w:val="24"/>
-          <w:szCs w:val="24"/>
-        </w:rPr>
-      </w:pPr>
-      <w:r>
-        <w:rPr>
-          <w:rFonts w:ascii="Times New Roman" w:hAnsi="Times New Roman"/>
-          <w:sz w:val="24"/>
-          <w:szCs w:val="24"/>
-        </w:rPr>
-        <w:t>Святий Б</w:t>
-      </w:r>
-      <w:r>
-        <w:rPr>
-          <w:rFonts w:ascii="Times New Roman" w:hAnsi="Times New Roman"/>
-          <w:sz w:val="24"/>
-          <w:szCs w:val="24"/>
-        </w:rPr>
-        <w:t xml:space="preserve">оже, святий Кріпкий, святий Безсмертний, помилуй нас </w:t>
-      </w:r>
-      <w:r>
-        <w:rPr>
-          <w:rFonts w:ascii="Times New Roman" w:hAnsi="Times New Roman"/>
-          <w:i/>
-          <w:color w:val="FF0000"/>
-          <w:sz w:val="24"/>
-          <w:szCs w:val="24"/>
-        </w:rPr>
-        <w:t>(3 р.)</w:t>
-      </w:r>
-      <w:r>
-        <w:rPr>
-          <w:rFonts w:ascii="Times New Roman" w:hAnsi="Times New Roman"/>
-          <w:i/>
-          <w:sz w:val="24"/>
-          <w:szCs w:val="24"/>
-        </w:rPr>
-        <w:t>.</w:t>
-      </w:r>
-    </w:p>
-    <w:p>
-      <w:pPr>
-        <w:spacing w:after="120"/>
-        <w:jc w:val="both"/>
-        <w:rPr>
-          <w:rFonts w:ascii="Times New Roman" w:hAnsi="Times New Roman"/>
-          <w:sz w:val="24"/>
-          <w:szCs w:val="24"/>
-        </w:rPr>
-      </w:pPr>
-      <w:r>
-        <w:rPr>
-          <w:rFonts w:ascii="Times New Roman" w:hAnsi="Times New Roman"/>
-          <w:sz w:val="24"/>
-          <w:szCs w:val="24"/>
+        <w:pStyle w:val="a"/>
+        <w:spacing w:after="120"/>
+      </w:pPr>
+      <w:r>
+        <w:rPr>
+          <w:rFonts w:ascii="Times New Roman" w:hAnsi="Times New Roman"/>
+          <w:sz w:val="24"/>
+        </w:rPr>
+        <w:t xml:space="preserve">Святий Боже, святий Кріпкий, святий Безсмертний, помилуй нас. </w:t>
+      </w:r>
+      <w:r>
+        <w:rPr>
+          <w:rFonts w:ascii="Times New Roman" w:hAnsi="Times New Roman"/>
+          <w:i/>
+          <w:color w:val="FF0000"/>
+          <w:sz w:val="24"/>
+        </w:rPr>
+        <w:t>(3 р.)</w:t>
+      </w:r>
+    </w:p>
+    <w:p>
+      <w:pPr>
+        <w:pStyle w:val="a"/>
+        <w:spacing w:after="120"/>
+      </w:pPr>
+      <w:r>
+        <w:rPr>
+          <w:rFonts w:ascii="Times New Roman" w:hAnsi="Times New Roman"/>
+          <w:sz w:val="24"/>
         </w:rPr>
         <w:t>Слава Отцю, і Сину, і Святому Духові,* і нині і повсякчас, і на віки віків. Амінь.</w:t>
       </w:r>
@@ -24776,7 +26198,7 @@
           <w:sz w:val="24"/>
           <w:szCs w:val="24"/>
         </w:rPr>
-        <w:t>(3 р.)</w:t>
+        <w:t>(3 р.)</w:t>
       </w:r>
       <w:r>
         <w:rPr>
@@ -25601,7 +27023,6 @@
           <w:i/>
           <w:color w:val="FF4400"/>
           <w:sz w:val="24"/>
-          <w:szCs w:val="24"/>
         </w:rPr>
         <w:t>Священик:</w:t>
       </w:r>
@@ -25609,7 +27030,6 @@
         <w:rPr>
           <w:rFonts w:ascii="Times New Roman" w:hAnsi="Times New Roman"/>
           <w:sz w:val="24"/>
-          <w:szCs w:val="24"/>
         </w:rPr>
         <w:t xml:space="preserve"> Слава тобі, Христе Боже, надіє наша, слава тобі!</w:t>
       </w:r>
@@ -25659,7 +27079,7 @@
           <w:sz w:val="24"/>
           <w:szCs w:val="24"/>
         </w:rPr>
-        <w:t>(3 р.)</w:t>
+        <w:t>(3 р.)</w:t>
       </w:r>
       <w:r>
         <w:rPr>
@@ -25680,22 +27100,12 @@
       </w:r>
     </w:p>
     <w:p>
-      <w:pPr>
-        <w:spacing w:after="120"/>
-        <w:jc w:val="both"/>
-        <w:rPr>
-          <w:rFonts w:ascii="Times New Roman" w:hAnsi="Times New Roman"/>
-          <w:sz w:val="24"/>
-          <w:szCs w:val="24"/>
-        </w:rPr>
-      </w:pPr>
-      <w:r>
-        <w:rPr>
-          <w:rFonts w:ascii="Times New Roman" w:hAnsi="Times New Roman"/>
-          <w:i/>
-          <w:color w:val="FF0000"/>
-          <w:sz w:val="24"/>
-          <w:szCs w:val="24"/>
+      <w:r>
+        <w:rPr>
+          <w:rFonts w:ascii="Times New Roman" w:hAnsi="Times New Roman"/>
+          <w:i/>
+          <w:color w:val="FF4400"/>
+          <w:sz w:val="24"/>
         </w:rPr>
         <w:t>Священик:</w:t>
       </w:r>
@@ -25703,43 +27113,8 @@
         <w:rPr>
           <w:rFonts w:ascii="Times New Roman" w:hAnsi="Times New Roman"/>
           <w:sz w:val="24"/>
-          <w:szCs w:val="24"/>
-        </w:rPr>
-        <w:t xml:space="preserve"> Христос, істинний Бог наш, що на горі Таворській у славі преобразився п</w:t>
-      </w:r>
-      <w:r>
-        <w:rPr>
-          <w:rFonts w:ascii="Times New Roman" w:hAnsi="Times New Roman"/>
-          <w:sz w:val="24"/>
-          <w:szCs w:val="24"/>
-        </w:rPr>
-        <w:t xml:space="preserve">еред своїми учнями й апостолами, спасення нашого ради, молитвами пречистої своєї Матері, святих, славних і всехвальних апостолів, і святих мучеників Фотія й Аникити, і святого </w:t>
-      </w:r>
-      <w:r>
-        <w:rPr>
-          <w:rFonts w:ascii="Times New Roman" w:hAnsi="Times New Roman"/>
-          <w:i/>
-          <w:color w:val="FF0000"/>
-          <w:sz w:val="24"/>
-          <w:szCs w:val="24"/>
-        </w:rPr>
-        <w:t>(ім'я, якого є храм)</w:t>
-      </w:r>
-      <w:r>
-        <w:rPr>
-          <w:rFonts w:ascii="Times New Roman" w:hAnsi="Times New Roman"/>
-          <w:sz w:val="24"/>
-          <w:szCs w:val="24"/>
-        </w:rPr>
-        <w:t>, і всіх святих, помилує і спасе нас, як благий і людинолюбе</w:t>
-      </w:r>
-      <w:r>
-        <w:rPr>
-          <w:rFonts w:ascii="Times New Roman" w:hAnsi="Times New Roman"/>
-          <w:sz w:val="24"/>
-          <w:szCs w:val="24"/>
-        </w:rPr>
-        <w:t>ць.</w:t>
+        </w:rPr>
+        <w:t xml:space="preserve"> Христос, істинний Бог наш, що на горі Таворській у славі переобразився перед святими Своїми учнями й апостолами - молитвами пречистої Своєї Матері, святих славних і всехвальних апостолів, святих мучеників Фотія й Аникити, і всіх святих - помилує і спасе нас як благий і людинолюбний.</w:t>
       </w:r>
     </w:p>
     <w:p>
